--- a/МатПрог/lab4/Lab4MP.docx
+++ b/МатПрог/lab4/Lab4MP.docx
@@ -1,6 +1,6 @@
 
 <file path=word/document.xml><?xml version="1.0" encoding="utf-8"?>
-<w:document xmlns:wpc="http://schemas.microsoft.com/office/word/2010/wordprocessingCanvas" xmlns:cx="http://schemas.microsoft.com/office/drawing/2014/chartex" xmlns:cx1="http://schemas.microsoft.com/office/drawing/2015/9/8/chartex" xmlns:cx2="http://schemas.microsoft.com/office/drawing/2015/10/21/chartex" xmlns:cx3="http://schemas.microsoft.com/office/drawing/2016/5/9/chartex" xmlns:cx4="http://schemas.microsoft.com/office/drawing/2016/5/10/chartex" xmlns:cx5="http://schemas.microsoft.com/office/drawing/2016/5/11/chartex" xmlns:cx6="http://schemas.microsoft.com/office/drawing/2016/5/12/chartex" xmlns:cx7="http://schemas.microsoft.com/office/drawing/2016/5/13/chartex" xmlns:cx8="http://schemas.microsoft.com/office/drawing/2016/5/14/chartex" xmlns:mc="http://schemas.openxmlformats.org/markup-compatibility/2006" xmlns:aink="http://schemas.microsoft.com/office/drawing/2016/ink" xmlns:am3d="http://schemas.microsoft.com/office/drawing/2017/model3d" xmlns:o="urn:schemas-microsoft-com:office:office" xmlns:oel="http://schemas.microsoft.com/office/2019/extlst" xmlns:r="http://schemas.openxmlformats.org/officeDocument/2006/relationships" xmlns:m="http://schemas.openxmlformats.org/officeDocument/2006/math" xmlns:v="urn:schemas-microsoft-com:vml" xmlns:wp14="http://schemas.microsoft.com/office/word/2010/wordprocessingDrawing" xmlns:wp="http://schemas.openxmlformats.org/drawingml/2006/wordprocessingDrawing" xmlns:w10="urn:schemas-microsoft-com:office:word" xmlns:w="http://schemas.openxmlformats.org/wordprocessingml/2006/main" xmlns:w14="http://schemas.microsoft.com/office/word/2010/wordml" xmlns:w15="http://schemas.microsoft.com/office/word/2012/wordml" xmlns:w16cex="http://schemas.microsoft.com/office/word/2018/wordml/cex" xmlns:w16cid="http://schemas.microsoft.com/office/word/2016/wordml/cid" xmlns:w16="http://schemas.microsoft.com/office/word/2018/wordml" xmlns:w16du="http://schemas.microsoft.com/office/word/2023/wordml/word16du" xmlns:w16sdtdh="http://schemas.microsoft.com/office/word/2020/wordml/sdtdatahash" xmlns:w16sdtfl="http://schemas.microsoft.com/office/word/2024/wordml/sdtformatlock" xmlns:w16se="http://schemas.microsoft.com/office/word/2015/wordml/symex" xmlns:wpg="http://schemas.microsoft.com/office/word/2010/wordprocessingGroup" xmlns:wpi="http://schemas.microsoft.com/office/word/2010/wordprocessingInk" xmlns:wne="http://schemas.microsoft.com/office/word/2006/wordml" xmlns:wps="http://schemas.microsoft.com/office/word/2010/wordprocessingShape" mc:Ignorable="w14 w15 w16se w16cid w16 w16cex w16sdtdh w16sdtfl w16du wp14">
+<w:document xmlns:wpc="http://schemas.microsoft.com/office/word/2010/wordprocessingCanvas" xmlns:cx="http://schemas.microsoft.com/office/drawing/2014/chartex" xmlns:cx1="http://schemas.microsoft.com/office/drawing/2015/9/8/chartex" xmlns:cx2="http://schemas.microsoft.com/office/drawing/2015/10/21/chartex" xmlns:cx3="http://schemas.microsoft.com/office/drawing/2016/5/9/chartex" xmlns:cx4="http://schemas.microsoft.com/office/drawing/2016/5/10/chartex" xmlns:cx5="http://schemas.microsoft.com/office/drawing/2016/5/11/chartex" xmlns:cx6="http://schemas.microsoft.com/office/drawing/2016/5/12/chartex" xmlns:cx7="http://schemas.microsoft.com/office/drawing/2016/5/13/chartex" xmlns:cx8="http://schemas.microsoft.com/office/drawing/2016/5/14/chartex" xmlns:mc="http://schemas.openxmlformats.org/markup-compatibility/2006" xmlns:aink="http://schemas.microsoft.com/office/drawing/2016/ink" xmlns:am3d="http://schemas.microsoft.com/office/drawing/2017/model3d" xmlns:o="urn:schemas-microsoft-com:office:office" xmlns:oel="http://schemas.microsoft.com/office/2019/extlst" xmlns:r="http://schemas.openxmlformats.org/officeDocument/2006/relationships" xmlns:m="http://schemas.openxmlformats.org/officeDocument/2006/math" xmlns:v="urn:schemas-microsoft-com:vml" xmlns:wp14="http://schemas.microsoft.com/office/word/2010/wordprocessingDrawing" xmlns:wp="http://schemas.openxmlformats.org/drawingml/2006/wordprocessingDrawing" xmlns:w10="urn:schemas-microsoft-com:office:word" xmlns:w="http://schemas.openxmlformats.org/wordprocessingml/2006/main" xmlns:w14="http://schemas.microsoft.com/office/word/2010/wordml" xmlns:w15="http://schemas.microsoft.com/office/word/2012/wordml" xmlns:w16cex="http://schemas.microsoft.com/office/word/2018/wordml/cex" xmlns:w16cid="http://schemas.microsoft.com/office/word/2016/wordml/cid" xmlns:w16="http://schemas.microsoft.com/office/word/2018/wordml" xmlns:w16sdtdh="http://schemas.microsoft.com/office/word/2020/wordml/sdtdatahash" xmlns:w16se="http://schemas.microsoft.com/office/word/2015/wordml/symex" xmlns:wpg="http://schemas.microsoft.com/office/word/2010/wordprocessingGroup" xmlns:wpi="http://schemas.microsoft.com/office/word/2010/wordprocessingInk" xmlns:wne="http://schemas.microsoft.com/office/word/2006/wordml" xmlns:wps="http://schemas.microsoft.com/office/word/2010/wordprocessingShape" mc:Ignorable="w14 w15 w16se w16cid w16 w16cex w16sdtdh wp14">
   <w:body>
     <w:p>
       <w:pPr>
@@ -273,6 +273,9 @@
         <w:spacing w:line="288" w:lineRule="auto"/>
         <w:ind w:firstLine="709"/>
         <w:jc w:val="both"/>
+        <w:rPr>
+          <w:lang w:val="ru-RU"/>
+        </w:rPr>
       </w:pPr>
       <w:r>
         <w:rPr>
@@ -296,54 +299,42 @@
         <w:rPr>
           <w:lang w:val="ru-RU"/>
         </w:rPr>
-        <w:t xml:space="preserve">2 длиной 200 символов. </w:t>
-      </w:r>
-      <w:proofErr w:type="spellStart"/>
-      <w:r>
-        <w:t>Ниже</w:t>
-      </w:r>
-      <w:proofErr w:type="spellEnd"/>
-      <w:r>
+        <w:t>2 длиной 200 символов.</w:t>
+      </w:r>
+      <w:r>
+        <w:rPr>
+          <w:lang w:val="ru-RU"/>
+        </w:rPr>
+        <w:t xml:space="preserve"> Ниже приведены</w:t>
+      </w:r>
+      <w:r>
+        <w:rPr>
+          <w:lang w:val="ru-RU"/>
+        </w:rPr>
         <w:t xml:space="preserve"> </w:t>
       </w:r>
-      <w:proofErr w:type="spellStart"/>
-      <w:r>
-        <w:t>приведены</w:t>
-      </w:r>
-      <w:proofErr w:type="spellEnd"/>
-      <w:r>
-        <w:t xml:space="preserve"> </w:t>
-      </w:r>
-      <w:proofErr w:type="spellStart"/>
-      <w:r>
-        <w:t>их</w:t>
-      </w:r>
-      <w:proofErr w:type="spellEnd"/>
-      <w:r>
-        <w:t xml:space="preserve"> </w:t>
-      </w:r>
-      <w:proofErr w:type="spellStart"/>
-      <w:r>
-        <w:t>начальные</w:t>
-      </w:r>
-      <w:proofErr w:type="spellEnd"/>
-      <w:r>
-        <w:t xml:space="preserve"> </w:t>
-      </w:r>
-      <w:proofErr w:type="spellStart"/>
-      <w:r>
-        <w:t>фрагменты</w:t>
-      </w:r>
-      <w:proofErr w:type="spellEnd"/>
-      <w:r>
-        <w:t xml:space="preserve"> и </w:t>
-      </w:r>
-      <w:proofErr w:type="spellStart"/>
-      <w:r>
-        <w:t>длины</w:t>
-      </w:r>
-      <w:proofErr w:type="spellEnd"/>
-      <w:r>
+      <w:r>
+        <w:rPr>
+          <w:lang w:val="ru-RU"/>
+        </w:rPr>
+        <w:t>их начальные фрагменты</w:t>
+      </w:r>
+      <w:r>
+        <w:rPr>
+          <w:lang w:val="ru-RU"/>
+        </w:rPr>
+        <w:t xml:space="preserve"> и</w:t>
+      </w:r>
+      <w:r>
+        <w:rPr>
+          <w:lang w:val="ru-RU"/>
+        </w:rPr>
+        <w:t xml:space="preserve"> длины</w:t>
+      </w:r>
+      <w:r>
+        <w:rPr>
+          <w:lang w:val="ru-RU"/>
+        </w:rPr>
         <w:t>.</w:t>
       </w:r>
     </w:p>
@@ -352,12 +343,13 @@
         <w:tblStyle w:val="ac"/>
         <w:tblW w:w="0" w:type="auto"/>
         <w:jc w:val="center"/>
+        <w:tblLayout w:type="fixed"/>
         <w:tblLook w:val="04A0" w:firstRow="1" w:lastRow="0" w:firstColumn="1" w:lastColumn="0" w:noHBand="0" w:noVBand="1"/>
       </w:tblPr>
       <w:tblGrid>
-        <w:gridCol w:w="866"/>
-        <w:gridCol w:w="780"/>
-        <w:gridCol w:w="8317"/>
+        <w:gridCol w:w="1129"/>
+        <w:gridCol w:w="993"/>
+        <w:gridCol w:w="7841"/>
       </w:tblGrid>
       <w:tr>
         <w:trPr>
@@ -365,62 +357,62 @@
         </w:trPr>
         <w:tc>
           <w:tcPr>
-            <w:tcW w:w="1701" w:type="dxa"/>
-            <w:vAlign w:val="center"/>
-          </w:tcPr>
-          <w:p>
-            <w:pPr>
-              <w:jc w:val="center"/>
-            </w:pPr>
-            <w:proofErr w:type="spellStart"/>
-            <w:r>
-              <w:rPr>
-                <w:b/>
-                <w:sz w:val="22"/>
+            <w:tcW w:w="1129" w:type="dxa"/>
+            <w:vAlign w:val="center"/>
+          </w:tcPr>
+          <w:p>
+            <w:pPr>
+              <w:jc w:val="center"/>
+              <w:rPr>
+                <w:lang w:val="ru-RU"/>
+              </w:rPr>
+            </w:pPr>
+            <w:r>
+              <w:rPr>
+                <w:lang w:val="ru-RU"/>
               </w:rPr>
               <w:t>Строка</w:t>
             </w:r>
-            <w:proofErr w:type="spellEnd"/>
-          </w:p>
-        </w:tc>
-        <w:tc>
-          <w:tcPr>
-            <w:tcW w:w="1701" w:type="dxa"/>
-            <w:vAlign w:val="center"/>
-          </w:tcPr>
-          <w:p>
-            <w:pPr>
-              <w:jc w:val="center"/>
-            </w:pPr>
-            <w:proofErr w:type="spellStart"/>
-            <w:r>
-              <w:rPr>
-                <w:b/>
-                <w:sz w:val="22"/>
+          </w:p>
+        </w:tc>
+        <w:tc>
+          <w:tcPr>
+            <w:tcW w:w="993" w:type="dxa"/>
+            <w:vAlign w:val="center"/>
+          </w:tcPr>
+          <w:p>
+            <w:pPr>
+              <w:jc w:val="center"/>
+              <w:rPr>
+                <w:lang w:val="ru-RU"/>
+              </w:rPr>
+            </w:pPr>
+            <w:r>
+              <w:rPr>
+                <w:lang w:val="ru-RU"/>
               </w:rPr>
               <w:t>Длина</w:t>
             </w:r>
-            <w:proofErr w:type="spellEnd"/>
-          </w:p>
-        </w:tc>
-        <w:tc>
-          <w:tcPr>
-            <w:tcW w:w="6236" w:type="dxa"/>
-            <w:vAlign w:val="center"/>
-          </w:tcPr>
-          <w:p>
-            <w:pPr>
-              <w:jc w:val="center"/>
-            </w:pPr>
-            <w:proofErr w:type="spellStart"/>
-            <w:r>
-              <w:rPr>
-                <w:b/>
-                <w:sz w:val="22"/>
+          </w:p>
+        </w:tc>
+        <w:tc>
+          <w:tcPr>
+            <w:tcW w:w="7841" w:type="dxa"/>
+            <w:vAlign w:val="center"/>
+          </w:tcPr>
+          <w:p>
+            <w:pPr>
+              <w:jc w:val="center"/>
+              <w:rPr>
+                <w:lang w:val="ru-RU"/>
+              </w:rPr>
+            </w:pPr>
+            <w:r>
+              <w:rPr>
+                <w:lang w:val="ru-RU"/>
               </w:rPr>
               <w:t>Фрагмент</w:t>
             </w:r>
-            <w:proofErr w:type="spellEnd"/>
           </w:p>
         </w:tc>
       </w:tr>
@@ -430,7 +422,7 @@
         </w:trPr>
         <w:tc>
           <w:tcPr>
-            <w:tcW w:w="1701" w:type="dxa"/>
+            <w:tcW w:w="1129" w:type="dxa"/>
             <w:vAlign w:val="center"/>
           </w:tcPr>
           <w:p>
@@ -447,7 +439,7 @@
         </w:tc>
         <w:tc>
           <w:tcPr>
-            <w:tcW w:w="1701" w:type="dxa"/>
+            <w:tcW w:w="993" w:type="dxa"/>
             <w:vAlign w:val="center"/>
           </w:tcPr>
           <w:p>
@@ -464,7 +456,7 @@
         </w:tc>
         <w:tc>
           <w:tcPr>
-            <w:tcW w:w="6236" w:type="dxa"/>
+            <w:tcW w:w="7841" w:type="dxa"/>
             <w:vAlign w:val="center"/>
           </w:tcPr>
           <w:p>
@@ -486,7 +478,7 @@
         </w:trPr>
         <w:tc>
           <w:tcPr>
-            <w:tcW w:w="1701" w:type="dxa"/>
+            <w:tcW w:w="1129" w:type="dxa"/>
             <w:vAlign w:val="center"/>
           </w:tcPr>
           <w:p>
@@ -503,7 +495,7 @@
         </w:tc>
         <w:tc>
           <w:tcPr>
-            <w:tcW w:w="1701" w:type="dxa"/>
+            <w:tcW w:w="993" w:type="dxa"/>
             <w:vAlign w:val="center"/>
           </w:tcPr>
           <w:p>
@@ -520,7 +512,7 @@
         </w:tc>
         <w:tc>
           <w:tcPr>
-            <w:tcW w:w="6236" w:type="dxa"/>
+            <w:tcW w:w="7841" w:type="dxa"/>
             <w:vAlign w:val="center"/>
           </w:tcPr>
           <w:p>
@@ -1024,31 +1016,9 @@
         <w:rPr>
           <w:rFonts w:ascii="Cascadia Code" w:hAnsi="Cascadia Code"/>
         </w:rPr>
-        <w:t xml:space="preserve"> - 1) + (</w:t>
-      </w:r>
-      <w:proofErr w:type="gramStart"/>
-      <w:r>
-        <w:rPr>
-          <w:rFonts w:ascii="Cascadia Code" w:hAnsi="Cascadia Code"/>
-        </w:rPr>
-        <w:t>x[</w:t>
-      </w:r>
-      <w:proofErr w:type="gramEnd"/>
-      <w:r>
-        <w:rPr>
-          <w:rFonts w:ascii="Cascadia Code" w:hAnsi="Cascadia Code"/>
-        </w:rPr>
-        <w:t xml:space="preserve">lx - 1] == </w:t>
-      </w:r>
-      <w:proofErr w:type="gramStart"/>
-      <w:r>
-        <w:rPr>
-          <w:rFonts w:ascii="Cascadia Code" w:hAnsi="Cascadia Code"/>
-        </w:rPr>
-        <w:t>y[</w:t>
+        <w:t xml:space="preserve"> - 1) + (x[lx - 1] == y[</w:t>
       </w:r>
       <w:proofErr w:type="spellStart"/>
-      <w:proofErr w:type="gramEnd"/>
       <w:r>
         <w:rPr>
           <w:rFonts w:ascii="Cascadia Code" w:hAnsi="Cascadia Code"/>
@@ -1060,21 +1030,7 @@
         <w:rPr>
           <w:rFonts w:ascii="Cascadia Code" w:hAnsi="Cascadia Code"/>
         </w:rPr>
-        <w:t xml:space="preserve"> - 1</w:t>
-      </w:r>
-      <w:proofErr w:type="gramStart"/>
-      <w:r>
-        <w:rPr>
-          <w:rFonts w:ascii="Cascadia Code" w:hAnsi="Cascadia Code"/>
-        </w:rPr>
-        <w:t>] ?</w:t>
-      </w:r>
-      <w:proofErr w:type="gramEnd"/>
-      <w:r>
-        <w:rPr>
-          <w:rFonts w:ascii="Cascadia Code" w:hAnsi="Cascadia Code"/>
-        </w:rPr>
-        <w:t xml:space="preserve"> </w:t>
+        <w:t xml:space="preserve"> - 1] ? </w:t>
       </w:r>
       <w:proofErr w:type="gramStart"/>
       <w:r>
@@ -1316,17 +1272,9 @@
         <w:rPr>
           <w:rFonts w:ascii="Cascadia Code" w:hAnsi="Cascadia Code"/>
         </w:rPr>
-        <w:t>lx + 1, vector&lt;int</w:t>
-      </w:r>
-      <w:proofErr w:type="gramStart"/>
-      <w:r>
-        <w:rPr>
-          <w:rFonts w:ascii="Cascadia Code" w:hAnsi="Cascadia Code"/>
-        </w:rPr>
-        <w:t>&gt;(</w:t>
+        <w:t>lx + 1, vector&lt;int&gt;(</w:t>
       </w:r>
       <w:proofErr w:type="spellStart"/>
-      <w:proofErr w:type="gramEnd"/>
       <w:r>
         <w:rPr>
           <w:rFonts w:ascii="Cascadia Code" w:hAnsi="Cascadia Code"/>
@@ -1585,21 +1533,7 @@
         <w:rPr>
           <w:rFonts w:ascii="Cascadia Code" w:hAnsi="Cascadia Code"/>
         </w:rPr>
-        <w:t xml:space="preserve">; </w:t>
-      </w:r>
-      <w:proofErr w:type="spellStart"/>
-      <w:r>
-        <w:rPr>
-          <w:rFonts w:ascii="Cascadia Code" w:hAnsi="Cascadia Code"/>
-        </w:rPr>
-        <w:t>j++</w:t>
-      </w:r>
-      <w:proofErr w:type="spellEnd"/>
-      <w:r>
-        <w:rPr>
-          <w:rFonts w:ascii="Cascadia Code" w:hAnsi="Cascadia Code"/>
-        </w:rPr>
-        <w:t>)</w:t>
+        <w:t>; j++)</w:t>
       </w:r>
     </w:p>
     <w:p>
@@ -1680,21 +1614,7 @@
         <w:rPr>
           <w:rFonts w:ascii="Cascadia Code" w:hAnsi="Cascadia Code"/>
         </w:rPr>
-        <w:t xml:space="preserve"> - </w:t>
-      </w:r>
-      <w:proofErr w:type="gramStart"/>
-      <w:r>
-        <w:rPr>
-          <w:rFonts w:ascii="Cascadia Code" w:hAnsi="Cascadia Code"/>
-        </w:rPr>
-        <w:t>1][</w:t>
-      </w:r>
-      <w:proofErr w:type="gramEnd"/>
-      <w:r>
-        <w:rPr>
-          <w:rFonts w:ascii="Cascadia Code" w:hAnsi="Cascadia Code"/>
-        </w:rPr>
-        <w:t>j] + 1,</w:t>
+        <w:t xml:space="preserve"> - 1][j] + 1,</w:t>
       </w:r>
     </w:p>
     <w:p>
@@ -1768,31 +1688,9 @@
         <w:rPr>
           <w:rFonts w:ascii="Cascadia Code" w:hAnsi="Cascadia Code"/>
         </w:rPr>
-        <w:t xml:space="preserve"> - </w:t>
-      </w:r>
-      <w:proofErr w:type="gramStart"/>
-      <w:r>
-        <w:rPr>
-          <w:rFonts w:ascii="Cascadia Code" w:hAnsi="Cascadia Code"/>
-        </w:rPr>
-        <w:t>1][</w:t>
-      </w:r>
-      <w:proofErr w:type="gramEnd"/>
-      <w:r>
-        <w:rPr>
-          <w:rFonts w:ascii="Cascadia Code" w:hAnsi="Cascadia Code"/>
-        </w:rPr>
-        <w:t>j - 1] + (</w:t>
-      </w:r>
-      <w:proofErr w:type="gramStart"/>
-      <w:r>
-        <w:rPr>
-          <w:rFonts w:ascii="Cascadia Code" w:hAnsi="Cascadia Code"/>
-        </w:rPr>
-        <w:t>x[</w:t>
+        <w:t xml:space="preserve"> - 1][j - 1] + (x[</w:t>
       </w:r>
       <w:proofErr w:type="spellStart"/>
-      <w:proofErr w:type="gramEnd"/>
       <w:r>
         <w:rPr>
           <w:rFonts w:ascii="Cascadia Code" w:hAnsi="Cascadia Code"/>
@@ -1804,35 +1702,7 @@
         <w:rPr>
           <w:rFonts w:ascii="Cascadia Code" w:hAnsi="Cascadia Code"/>
         </w:rPr>
-        <w:t xml:space="preserve"> - 1] == </w:t>
-      </w:r>
-      <w:proofErr w:type="gramStart"/>
-      <w:r>
-        <w:rPr>
-          <w:rFonts w:ascii="Cascadia Code" w:hAnsi="Cascadia Code"/>
-        </w:rPr>
-        <w:t>y[</w:t>
-      </w:r>
-      <w:proofErr w:type="gramEnd"/>
-      <w:r>
-        <w:rPr>
-          <w:rFonts w:ascii="Cascadia Code" w:hAnsi="Cascadia Code"/>
-        </w:rPr>
-        <w:t>j - 1</w:t>
-      </w:r>
-      <w:proofErr w:type="gramStart"/>
-      <w:r>
-        <w:rPr>
-          <w:rFonts w:ascii="Cascadia Code" w:hAnsi="Cascadia Code"/>
-        </w:rPr>
-        <w:t>] ?</w:t>
-      </w:r>
-      <w:proofErr w:type="gramEnd"/>
-      <w:r>
-        <w:rPr>
-          <w:rFonts w:ascii="Cascadia Code" w:hAnsi="Cascadia Code"/>
-        </w:rPr>
-        <w:t xml:space="preserve"> </w:t>
+        <w:t xml:space="preserve"> - 1] == y[j - 1] ? </w:t>
       </w:r>
       <w:proofErr w:type="gramStart"/>
       <w:r>
@@ -1938,13 +1808,11 @@
         <w:ind w:firstLine="709"/>
         <w:rPr>
           <w:rFonts w:ascii="Cascadia Code" w:hAnsi="Cascadia Code"/>
-          <w:lang w:val="ru-RU"/>
         </w:rPr>
       </w:pPr>
       <w:r>
         <w:rPr>
           <w:rFonts w:ascii="Cascadia Code" w:hAnsi="Cascadia Code"/>
-          <w:lang w:val="ru-RU"/>
         </w:rPr>
         <w:t>}</w:t>
       </w:r>
@@ -1954,22 +1822,17 @@
         <w:spacing w:line="288" w:lineRule="auto"/>
         <w:ind w:firstLine="709"/>
         <w:jc w:val="center"/>
-        <w:rPr>
-          <w:lang w:val="ru-RU"/>
-        </w:rPr>
       </w:pPr>
     </w:p>
     <w:p>
       <w:pPr>
         <w:rPr>
           <w:b/>
-          <w:lang w:val="ru-RU"/>
         </w:rPr>
       </w:pPr>
       <w:r>
         <w:rPr>
           <w:b/>
-          <w:lang w:val="ru-RU"/>
         </w:rPr>
         <w:br w:type="page"/>
       </w:r>
@@ -1991,7 +1854,6 @@
       <w:r>
         <w:rPr>
           <w:b/>
-          <w:lang w:val="ru-RU"/>
         </w:rPr>
         <w:t xml:space="preserve"> 3. </w:t>
       </w:r>
@@ -2899,8 +2761,2670 @@
         <w:t>Таблица показывает, как формируется минимальная стоимость преобразования по префиксам строк. Ответ расположен в правой нижней клетке таблицы.</w:t>
       </w:r>
     </w:p>
+    <w:tbl>
+      <w:tblPr>
+        <w:tblW w:w="5000" w:type="pct"/>
+        <w:tblCellMar>
+          <w:top w:w="15" w:type="dxa"/>
+          <w:left w:w="15" w:type="dxa"/>
+          <w:bottom w:w="15" w:type="dxa"/>
+          <w:right w:w="15" w:type="dxa"/>
+        </w:tblCellMar>
+        <w:tblLook w:val="04A0" w:firstRow="1" w:lastRow="0" w:firstColumn="1" w:lastColumn="0" w:noHBand="0" w:noVBand="1"/>
+      </w:tblPr>
+      <w:tblGrid>
+        <w:gridCol w:w="1195"/>
+        <w:gridCol w:w="8778"/>
+      </w:tblGrid>
+      <w:tr>
+        <w:tc>
+          <w:tcPr>
+            <w:tcW w:w="0" w:type="auto"/>
+            <w:tcMar>
+              <w:top w:w="60" w:type="dxa"/>
+              <w:left w:w="90" w:type="dxa"/>
+              <w:bottom w:w="60" w:type="dxa"/>
+              <w:right w:w="90" w:type="dxa"/>
+            </w:tcMar>
+            <w:hideMark/>
+          </w:tcPr>
+          <w:p>
+            <w:pPr>
+              <w:spacing w:after="160" w:line="259" w:lineRule="auto"/>
+              <w:rPr>
+                <w:bCs/>
+                <w:lang w:val="ru-BY"/>
+              </w:rPr>
+            </w:pPr>
+            <w:r>
+              <w:rPr>
+                <w:bCs/>
+                <w:lang w:val="ru-BY"/>
+              </w:rPr>
+              <w:t>1.</w:t>
+            </w:r>
+          </w:p>
+        </w:tc>
+        <w:tc>
+          <w:tcPr>
+            <w:tcW w:w="0" w:type="auto"/>
+            <w:tcMar>
+              <w:top w:w="60" w:type="dxa"/>
+              <w:left w:w="90" w:type="dxa"/>
+              <w:bottom w:w="60" w:type="dxa"/>
+              <w:right w:w="90" w:type="dxa"/>
+            </w:tcMar>
+            <w:hideMark/>
+          </w:tcPr>
+          <w:p>
+            <w:pPr>
+              <w:spacing w:after="160" w:line="259" w:lineRule="auto"/>
+              <w:rPr>
+                <w:bCs/>
+                <w:lang w:val="ru-BY"/>
+              </w:rPr>
+            </w:pPr>
+            <w:r>
+              <w:rPr>
+                <w:bCs/>
+                <w:lang w:val="ru-BY"/>
+              </w:rPr>
+              <w:t xml:space="preserve">L("гора", "вор") = </w:t>
+            </w:r>
+            <w:proofErr w:type="spellStart"/>
+            <w:r>
+              <w:rPr>
+                <w:bCs/>
+                <w:lang w:val="ru-BY"/>
+              </w:rPr>
+              <w:t>min</w:t>
+            </w:r>
+            <w:proofErr w:type="spellEnd"/>
+          </w:p>
+          <w:p>
+            <w:pPr>
+              <w:spacing w:after="160" w:line="259" w:lineRule="auto"/>
+              <w:rPr>
+                <w:bCs/>
+                <w:lang w:val="ru-BY"/>
+              </w:rPr>
+            </w:pPr>
+            <w:r>
+              <w:rPr>
+                <w:rFonts w:ascii="Cambria Math" w:hAnsi="Cambria Math" w:cs="Cambria Math"/>
+                <w:bCs/>
+                <w:lang w:val="ru-BY"/>
+              </w:rPr>
+              <w:t>⎧</w:t>
+            </w:r>
+            <w:r>
+              <w:rPr>
+                <w:bCs/>
+                <w:lang w:val="ru-BY"/>
+              </w:rPr>
+              <w:t>L("</w:t>
+            </w:r>
+            <w:r>
+              <w:rPr>
+                <w:rFonts w:cs="Times New Roman"/>
+                <w:bCs/>
+                <w:lang w:val="ru-BY"/>
+              </w:rPr>
+              <w:t>гор</w:t>
+            </w:r>
+            <w:r>
+              <w:rPr>
+                <w:bCs/>
+                <w:lang w:val="ru-BY"/>
+              </w:rPr>
+              <w:t>", "</w:t>
+            </w:r>
+            <w:r>
+              <w:rPr>
+                <w:rFonts w:cs="Times New Roman"/>
+                <w:bCs/>
+                <w:lang w:val="ru-BY"/>
+              </w:rPr>
+              <w:t>вор</w:t>
+            </w:r>
+            <w:r>
+              <w:rPr>
+                <w:bCs/>
+                <w:lang w:val="ru-BY"/>
+              </w:rPr>
+              <w:t>") + 1,</w:t>
+            </w:r>
+            <w:r>
+              <w:rPr>
+                <w:bCs/>
+                <w:lang w:val="ru-BY"/>
+              </w:rPr>
+              <w:br/>
+            </w:r>
+            <w:r>
+              <w:rPr>
+                <w:rFonts w:ascii="Cambria Math" w:hAnsi="Cambria Math" w:cs="Cambria Math"/>
+                <w:bCs/>
+                <w:lang w:val="ru-BY"/>
+              </w:rPr>
+              <w:t>⎪</w:t>
+            </w:r>
+            <w:r>
+              <w:rPr>
+                <w:bCs/>
+                <w:lang w:val="ru-BY"/>
+              </w:rPr>
+              <w:t>L("</w:t>
+            </w:r>
+            <w:r>
+              <w:rPr>
+                <w:rFonts w:cs="Times New Roman"/>
+                <w:bCs/>
+                <w:lang w:val="ru-BY"/>
+              </w:rPr>
+              <w:t>гора</w:t>
+            </w:r>
+            <w:r>
+              <w:rPr>
+                <w:bCs/>
+                <w:lang w:val="ru-BY"/>
+              </w:rPr>
+              <w:t>", "</w:t>
+            </w:r>
+            <w:r>
+              <w:rPr>
+                <w:rFonts w:cs="Times New Roman"/>
+                <w:bCs/>
+                <w:lang w:val="ru-BY"/>
+              </w:rPr>
+              <w:t>во</w:t>
+            </w:r>
+            <w:r>
+              <w:rPr>
+                <w:bCs/>
+                <w:lang w:val="ru-BY"/>
+              </w:rPr>
+              <w:t>") + 1,</w:t>
+            </w:r>
+            <w:r>
+              <w:rPr>
+                <w:bCs/>
+                <w:lang w:val="ru-BY"/>
+              </w:rPr>
+              <w:br/>
+            </w:r>
+            <w:r>
+              <w:rPr>
+                <w:rFonts w:ascii="Cambria Math" w:hAnsi="Cambria Math" w:cs="Cambria Math"/>
+                <w:bCs/>
+                <w:lang w:val="ru-BY"/>
+              </w:rPr>
+              <w:t>⎩</w:t>
+            </w:r>
+            <w:r>
+              <w:rPr>
+                <w:bCs/>
+                <w:lang w:val="ru-BY"/>
+              </w:rPr>
+              <w:t>L("</w:t>
+            </w:r>
+            <w:r>
+              <w:rPr>
+                <w:rFonts w:cs="Times New Roman"/>
+                <w:bCs/>
+                <w:lang w:val="ru-BY"/>
+              </w:rPr>
+              <w:t>гор</w:t>
+            </w:r>
+            <w:r>
+              <w:rPr>
+                <w:bCs/>
+                <w:lang w:val="ru-BY"/>
+              </w:rPr>
+              <w:t>", "</w:t>
+            </w:r>
+            <w:r>
+              <w:rPr>
+                <w:rFonts w:cs="Times New Roman"/>
+                <w:bCs/>
+                <w:lang w:val="ru-BY"/>
+              </w:rPr>
+              <w:t>во</w:t>
+            </w:r>
+            <w:r>
+              <w:rPr>
+                <w:bCs/>
+                <w:lang w:val="ru-BY"/>
+              </w:rPr>
+              <w:t>") + 1.</w:t>
+            </w:r>
+          </w:p>
+        </w:tc>
+      </w:tr>
+      <w:tr>
+        <w:tc>
+          <w:tcPr>
+            <w:tcW w:w="0" w:type="auto"/>
+            <w:tcMar>
+              <w:top w:w="60" w:type="dxa"/>
+              <w:left w:w="90" w:type="dxa"/>
+              <w:bottom w:w="60" w:type="dxa"/>
+              <w:right w:w="90" w:type="dxa"/>
+            </w:tcMar>
+            <w:hideMark/>
+          </w:tcPr>
+          <w:p>
+            <w:pPr>
+              <w:spacing w:after="160" w:line="259" w:lineRule="auto"/>
+              <w:rPr>
+                <w:bCs/>
+                <w:lang w:val="ru-BY"/>
+              </w:rPr>
+            </w:pPr>
+            <w:r>
+              <w:rPr>
+                <w:bCs/>
+                <w:lang w:val="ru-BY"/>
+              </w:rPr>
+              <w:t>2.</w:t>
+            </w:r>
+          </w:p>
+        </w:tc>
+        <w:tc>
+          <w:tcPr>
+            <w:tcW w:w="0" w:type="auto"/>
+            <w:tcMar>
+              <w:top w:w="60" w:type="dxa"/>
+              <w:left w:w="90" w:type="dxa"/>
+              <w:bottom w:w="60" w:type="dxa"/>
+              <w:right w:w="90" w:type="dxa"/>
+            </w:tcMar>
+            <w:hideMark/>
+          </w:tcPr>
+          <w:p>
+            <w:pPr>
+              <w:spacing w:after="160" w:line="259" w:lineRule="auto"/>
+              <w:rPr>
+                <w:bCs/>
+                <w:lang w:val="ru-BY"/>
+              </w:rPr>
+            </w:pPr>
+            <w:r>
+              <w:rPr>
+                <w:bCs/>
+                <w:lang w:val="ru-BY"/>
+              </w:rPr>
+              <w:t xml:space="preserve">L("гор", "вор") = </w:t>
+            </w:r>
+            <w:proofErr w:type="spellStart"/>
+            <w:r>
+              <w:rPr>
+                <w:bCs/>
+                <w:lang w:val="ru-BY"/>
+              </w:rPr>
+              <w:t>min</w:t>
+            </w:r>
+            <w:proofErr w:type="spellEnd"/>
+            <w:r>
+              <w:rPr>
+                <w:bCs/>
+                <w:lang w:val="ru-BY"/>
+              </w:rPr>
+              <w:t xml:space="preserve"> </w:t>
+            </w:r>
+          </w:p>
+          <w:p>
+            <w:pPr>
+              <w:spacing w:after="160" w:line="259" w:lineRule="auto"/>
+              <w:rPr>
+                <w:bCs/>
+                <w:lang w:val="ru-BY"/>
+              </w:rPr>
+            </w:pPr>
+            <w:r>
+              <w:rPr>
+                <w:rFonts w:ascii="Cambria Math" w:hAnsi="Cambria Math" w:cs="Cambria Math"/>
+                <w:bCs/>
+                <w:lang w:val="ru-BY"/>
+              </w:rPr>
+              <w:t>⎧</w:t>
+            </w:r>
+            <w:r>
+              <w:rPr>
+                <w:bCs/>
+                <w:lang w:val="ru-BY"/>
+              </w:rPr>
+              <w:t>L("</w:t>
+            </w:r>
+            <w:r>
+              <w:rPr>
+                <w:rFonts w:cs="Times New Roman"/>
+                <w:bCs/>
+                <w:lang w:val="ru-BY"/>
+              </w:rPr>
+              <w:t>го</w:t>
+            </w:r>
+            <w:r>
+              <w:rPr>
+                <w:bCs/>
+                <w:lang w:val="ru-BY"/>
+              </w:rPr>
+              <w:t>", "</w:t>
+            </w:r>
+            <w:r>
+              <w:rPr>
+                <w:rFonts w:cs="Times New Roman"/>
+                <w:bCs/>
+                <w:lang w:val="ru-BY"/>
+              </w:rPr>
+              <w:t>вор</w:t>
+            </w:r>
+            <w:r>
+              <w:rPr>
+                <w:bCs/>
+                <w:lang w:val="ru-BY"/>
+              </w:rPr>
+              <w:t>") + 1,</w:t>
+            </w:r>
+            <w:r>
+              <w:rPr>
+                <w:bCs/>
+                <w:lang w:val="ru-BY"/>
+              </w:rPr>
+              <w:br/>
+            </w:r>
+            <w:r>
+              <w:rPr>
+                <w:rFonts w:ascii="Cambria Math" w:hAnsi="Cambria Math" w:cs="Cambria Math"/>
+                <w:bCs/>
+                <w:lang w:val="ru-BY"/>
+              </w:rPr>
+              <w:t>⎪</w:t>
+            </w:r>
+            <w:r>
+              <w:rPr>
+                <w:bCs/>
+                <w:lang w:val="ru-BY"/>
+              </w:rPr>
+              <w:t>L("</w:t>
+            </w:r>
+            <w:r>
+              <w:rPr>
+                <w:rFonts w:cs="Times New Roman"/>
+                <w:bCs/>
+                <w:lang w:val="ru-BY"/>
+              </w:rPr>
+              <w:t>гор</w:t>
+            </w:r>
+            <w:r>
+              <w:rPr>
+                <w:bCs/>
+                <w:lang w:val="ru-BY"/>
+              </w:rPr>
+              <w:t>", "</w:t>
+            </w:r>
+            <w:r>
+              <w:rPr>
+                <w:rFonts w:cs="Times New Roman"/>
+                <w:bCs/>
+                <w:lang w:val="ru-BY"/>
+              </w:rPr>
+              <w:t>во</w:t>
+            </w:r>
+            <w:r>
+              <w:rPr>
+                <w:bCs/>
+                <w:lang w:val="ru-BY"/>
+              </w:rPr>
+              <w:t>") + 1,</w:t>
+            </w:r>
+            <w:r>
+              <w:rPr>
+                <w:bCs/>
+                <w:lang w:val="ru-BY"/>
+              </w:rPr>
+              <w:br/>
+            </w:r>
+            <w:r>
+              <w:rPr>
+                <w:rFonts w:ascii="Cambria Math" w:hAnsi="Cambria Math" w:cs="Cambria Math"/>
+                <w:bCs/>
+                <w:lang w:val="ru-BY"/>
+              </w:rPr>
+              <w:t>⎩</w:t>
+            </w:r>
+            <w:r>
+              <w:rPr>
+                <w:bCs/>
+                <w:lang w:val="ru-BY"/>
+              </w:rPr>
+              <w:t>L("</w:t>
+            </w:r>
+            <w:r>
+              <w:rPr>
+                <w:rFonts w:cs="Times New Roman"/>
+                <w:bCs/>
+                <w:lang w:val="ru-BY"/>
+              </w:rPr>
+              <w:t>го</w:t>
+            </w:r>
+            <w:r>
+              <w:rPr>
+                <w:bCs/>
+                <w:lang w:val="ru-BY"/>
+              </w:rPr>
+              <w:t>", "</w:t>
+            </w:r>
+            <w:r>
+              <w:rPr>
+                <w:rFonts w:cs="Times New Roman"/>
+                <w:bCs/>
+                <w:lang w:val="ru-BY"/>
+              </w:rPr>
+              <w:t>во</w:t>
+            </w:r>
+            <w:r>
+              <w:rPr>
+                <w:bCs/>
+                <w:lang w:val="ru-BY"/>
+              </w:rPr>
+              <w:t>").</w:t>
+            </w:r>
+          </w:p>
+        </w:tc>
+      </w:tr>
+      <w:tr>
+        <w:tc>
+          <w:tcPr>
+            <w:tcW w:w="0" w:type="auto"/>
+            <w:tcMar>
+              <w:top w:w="60" w:type="dxa"/>
+              <w:left w:w="90" w:type="dxa"/>
+              <w:bottom w:w="60" w:type="dxa"/>
+              <w:right w:w="90" w:type="dxa"/>
+            </w:tcMar>
+            <w:hideMark/>
+          </w:tcPr>
+          <w:p>
+            <w:pPr>
+              <w:spacing w:after="160" w:line="259" w:lineRule="auto"/>
+              <w:rPr>
+                <w:bCs/>
+                <w:lang w:val="ru-BY"/>
+              </w:rPr>
+            </w:pPr>
+            <w:r>
+              <w:rPr>
+                <w:bCs/>
+                <w:lang w:val="ru-BY"/>
+              </w:rPr>
+              <w:t>3.</w:t>
+            </w:r>
+          </w:p>
+        </w:tc>
+        <w:tc>
+          <w:tcPr>
+            <w:tcW w:w="0" w:type="auto"/>
+            <w:tcMar>
+              <w:top w:w="60" w:type="dxa"/>
+              <w:left w:w="90" w:type="dxa"/>
+              <w:bottom w:w="60" w:type="dxa"/>
+              <w:right w:w="90" w:type="dxa"/>
+            </w:tcMar>
+            <w:hideMark/>
+          </w:tcPr>
+          <w:p>
+            <w:pPr>
+              <w:spacing w:after="160" w:line="259" w:lineRule="auto"/>
+              <w:rPr>
+                <w:bCs/>
+                <w:lang w:val="ru-BY"/>
+              </w:rPr>
+            </w:pPr>
+            <w:r>
+              <w:rPr>
+                <w:bCs/>
+                <w:lang w:val="ru-BY"/>
+              </w:rPr>
+              <w:t xml:space="preserve">L("гора", "во") = </w:t>
+            </w:r>
+            <w:proofErr w:type="spellStart"/>
+            <w:r>
+              <w:rPr>
+                <w:bCs/>
+                <w:lang w:val="ru-BY"/>
+              </w:rPr>
+              <w:t>min</w:t>
+            </w:r>
+            <w:proofErr w:type="spellEnd"/>
+            <w:r>
+              <w:rPr>
+                <w:bCs/>
+                <w:lang w:val="ru-BY"/>
+              </w:rPr>
+              <w:t xml:space="preserve"> </w:t>
+            </w:r>
+          </w:p>
+          <w:p>
+            <w:pPr>
+              <w:spacing w:after="160" w:line="259" w:lineRule="auto"/>
+              <w:rPr>
+                <w:bCs/>
+                <w:lang w:val="ru-BY"/>
+              </w:rPr>
+            </w:pPr>
+            <w:r>
+              <w:rPr>
+                <w:rFonts w:ascii="Cambria Math" w:hAnsi="Cambria Math" w:cs="Cambria Math"/>
+                <w:bCs/>
+                <w:lang w:val="ru-BY"/>
+              </w:rPr>
+              <w:t>⎧</w:t>
+            </w:r>
+            <w:r>
+              <w:rPr>
+                <w:bCs/>
+                <w:lang w:val="ru-BY"/>
+              </w:rPr>
+              <w:t>L("</w:t>
+            </w:r>
+            <w:r>
+              <w:rPr>
+                <w:rFonts w:cs="Times New Roman"/>
+                <w:bCs/>
+                <w:lang w:val="ru-BY"/>
+              </w:rPr>
+              <w:t>гор</w:t>
+            </w:r>
+            <w:r>
+              <w:rPr>
+                <w:bCs/>
+                <w:lang w:val="ru-BY"/>
+              </w:rPr>
+              <w:t>", "</w:t>
+            </w:r>
+            <w:r>
+              <w:rPr>
+                <w:rFonts w:cs="Times New Roman"/>
+                <w:bCs/>
+                <w:lang w:val="ru-BY"/>
+              </w:rPr>
+              <w:t>во</w:t>
+            </w:r>
+            <w:r>
+              <w:rPr>
+                <w:bCs/>
+                <w:lang w:val="ru-BY"/>
+              </w:rPr>
+              <w:t>") + 1,</w:t>
+            </w:r>
+            <w:r>
+              <w:rPr>
+                <w:bCs/>
+                <w:lang w:val="ru-BY"/>
+              </w:rPr>
+              <w:br/>
+            </w:r>
+            <w:r>
+              <w:rPr>
+                <w:rFonts w:ascii="Cambria Math" w:hAnsi="Cambria Math" w:cs="Cambria Math"/>
+                <w:bCs/>
+                <w:lang w:val="ru-BY"/>
+              </w:rPr>
+              <w:t>⎪</w:t>
+            </w:r>
+            <w:r>
+              <w:rPr>
+                <w:bCs/>
+                <w:lang w:val="ru-BY"/>
+              </w:rPr>
+              <w:t>L("</w:t>
+            </w:r>
+            <w:r>
+              <w:rPr>
+                <w:rFonts w:cs="Times New Roman"/>
+                <w:bCs/>
+                <w:lang w:val="ru-BY"/>
+              </w:rPr>
+              <w:t>гора</w:t>
+            </w:r>
+            <w:r>
+              <w:rPr>
+                <w:bCs/>
+                <w:lang w:val="ru-BY"/>
+              </w:rPr>
+              <w:t>", "</w:t>
+            </w:r>
+            <w:r>
+              <w:rPr>
+                <w:rFonts w:cs="Times New Roman"/>
+                <w:bCs/>
+                <w:lang w:val="ru-BY"/>
+              </w:rPr>
+              <w:t>в</w:t>
+            </w:r>
+            <w:r>
+              <w:rPr>
+                <w:bCs/>
+                <w:lang w:val="ru-BY"/>
+              </w:rPr>
+              <w:t>") + 1,</w:t>
+            </w:r>
+            <w:r>
+              <w:rPr>
+                <w:bCs/>
+                <w:lang w:val="ru-BY"/>
+              </w:rPr>
+              <w:br/>
+            </w:r>
+            <w:r>
+              <w:rPr>
+                <w:rFonts w:ascii="Cambria Math" w:hAnsi="Cambria Math" w:cs="Cambria Math"/>
+                <w:bCs/>
+                <w:lang w:val="ru-BY"/>
+              </w:rPr>
+              <w:t>⎩</w:t>
+            </w:r>
+            <w:r>
+              <w:rPr>
+                <w:bCs/>
+                <w:lang w:val="ru-BY"/>
+              </w:rPr>
+              <w:t>L("</w:t>
+            </w:r>
+            <w:r>
+              <w:rPr>
+                <w:rFonts w:cs="Times New Roman"/>
+                <w:bCs/>
+                <w:lang w:val="ru-BY"/>
+              </w:rPr>
+              <w:t>гор</w:t>
+            </w:r>
+            <w:r>
+              <w:rPr>
+                <w:bCs/>
+                <w:lang w:val="ru-BY"/>
+              </w:rPr>
+              <w:t>", "</w:t>
+            </w:r>
+            <w:r>
+              <w:rPr>
+                <w:rFonts w:cs="Times New Roman"/>
+                <w:bCs/>
+                <w:lang w:val="ru-BY"/>
+              </w:rPr>
+              <w:t>в</w:t>
+            </w:r>
+            <w:r>
+              <w:rPr>
+                <w:bCs/>
+                <w:lang w:val="ru-BY"/>
+              </w:rPr>
+              <w:t>") + 1.</w:t>
+            </w:r>
+          </w:p>
+          <w:p>
+            <w:pPr>
+              <w:spacing w:after="160" w:line="259" w:lineRule="auto"/>
+              <w:rPr>
+                <w:bCs/>
+                <w:lang w:val="ru-BY"/>
+              </w:rPr>
+            </w:pPr>
+          </w:p>
+        </w:tc>
+      </w:tr>
+      <w:tr>
+        <w:tc>
+          <w:tcPr>
+            <w:tcW w:w="0" w:type="auto"/>
+            <w:tcMar>
+              <w:top w:w="60" w:type="dxa"/>
+              <w:left w:w="90" w:type="dxa"/>
+              <w:bottom w:w="60" w:type="dxa"/>
+              <w:right w:w="90" w:type="dxa"/>
+            </w:tcMar>
+            <w:hideMark/>
+          </w:tcPr>
+          <w:p>
+            <w:pPr>
+              <w:spacing w:after="160" w:line="259" w:lineRule="auto"/>
+              <w:rPr>
+                <w:bCs/>
+                <w:lang w:val="ru-BY"/>
+              </w:rPr>
+            </w:pPr>
+            <w:r>
+              <w:rPr>
+                <w:bCs/>
+                <w:lang w:val="ru-BY"/>
+              </w:rPr>
+              <w:t>4.</w:t>
+            </w:r>
+          </w:p>
+        </w:tc>
+        <w:tc>
+          <w:tcPr>
+            <w:tcW w:w="0" w:type="auto"/>
+            <w:tcMar>
+              <w:top w:w="60" w:type="dxa"/>
+              <w:left w:w="90" w:type="dxa"/>
+              <w:bottom w:w="60" w:type="dxa"/>
+              <w:right w:w="90" w:type="dxa"/>
+            </w:tcMar>
+            <w:hideMark/>
+          </w:tcPr>
+          <w:p>
+            <w:pPr>
+              <w:spacing w:after="160" w:line="259" w:lineRule="auto"/>
+              <w:rPr>
+                <w:bCs/>
+                <w:lang w:val="ru-BY"/>
+              </w:rPr>
+            </w:pPr>
+            <w:r>
+              <w:rPr>
+                <w:bCs/>
+                <w:lang w:val="ru-BY"/>
+              </w:rPr>
+              <w:t xml:space="preserve">L("гор", "во") = </w:t>
+            </w:r>
+            <w:proofErr w:type="spellStart"/>
+            <w:r>
+              <w:rPr>
+                <w:bCs/>
+                <w:lang w:val="ru-BY"/>
+              </w:rPr>
+              <w:t>min</w:t>
+            </w:r>
+            <w:proofErr w:type="spellEnd"/>
+            <w:r>
+              <w:rPr>
+                <w:bCs/>
+                <w:lang w:val="ru-BY"/>
+              </w:rPr>
+              <w:t xml:space="preserve"> </w:t>
+            </w:r>
+          </w:p>
+          <w:p>
+            <w:pPr>
+              <w:spacing w:after="160" w:line="259" w:lineRule="auto"/>
+              <w:rPr>
+                <w:bCs/>
+                <w:lang w:val="ru-BY"/>
+              </w:rPr>
+            </w:pPr>
+            <w:r>
+              <w:rPr>
+                <w:rFonts w:ascii="Cambria Math" w:hAnsi="Cambria Math" w:cs="Cambria Math"/>
+                <w:bCs/>
+                <w:lang w:val="ru-BY"/>
+              </w:rPr>
+              <w:lastRenderedPageBreak/>
+              <w:t>⎧</w:t>
+            </w:r>
+            <w:r>
+              <w:rPr>
+                <w:bCs/>
+                <w:lang w:val="ru-BY"/>
+              </w:rPr>
+              <w:t>L("</w:t>
+            </w:r>
+            <w:r>
+              <w:rPr>
+                <w:rFonts w:cs="Times New Roman"/>
+                <w:bCs/>
+                <w:lang w:val="ru-BY"/>
+              </w:rPr>
+              <w:t>го</w:t>
+            </w:r>
+            <w:r>
+              <w:rPr>
+                <w:bCs/>
+                <w:lang w:val="ru-BY"/>
+              </w:rPr>
+              <w:t>", "</w:t>
+            </w:r>
+            <w:r>
+              <w:rPr>
+                <w:rFonts w:cs="Times New Roman"/>
+                <w:bCs/>
+                <w:lang w:val="ru-BY"/>
+              </w:rPr>
+              <w:t>во</w:t>
+            </w:r>
+            <w:r>
+              <w:rPr>
+                <w:bCs/>
+                <w:lang w:val="ru-BY"/>
+              </w:rPr>
+              <w:t>") + 1,</w:t>
+            </w:r>
+            <w:r>
+              <w:rPr>
+                <w:bCs/>
+                <w:lang w:val="ru-BY"/>
+              </w:rPr>
+              <w:br/>
+            </w:r>
+            <w:r>
+              <w:rPr>
+                <w:rFonts w:ascii="Cambria Math" w:hAnsi="Cambria Math" w:cs="Cambria Math"/>
+                <w:bCs/>
+                <w:lang w:val="ru-BY"/>
+              </w:rPr>
+              <w:t>⎪</w:t>
+            </w:r>
+            <w:r>
+              <w:rPr>
+                <w:bCs/>
+                <w:lang w:val="ru-BY"/>
+              </w:rPr>
+              <w:t>L("</w:t>
+            </w:r>
+            <w:r>
+              <w:rPr>
+                <w:rFonts w:cs="Times New Roman"/>
+                <w:bCs/>
+                <w:lang w:val="ru-BY"/>
+              </w:rPr>
+              <w:t>гор</w:t>
+            </w:r>
+            <w:r>
+              <w:rPr>
+                <w:bCs/>
+                <w:lang w:val="ru-BY"/>
+              </w:rPr>
+              <w:t>", "</w:t>
+            </w:r>
+            <w:r>
+              <w:rPr>
+                <w:rFonts w:cs="Times New Roman"/>
+                <w:bCs/>
+                <w:lang w:val="ru-BY"/>
+              </w:rPr>
+              <w:t>в</w:t>
+            </w:r>
+            <w:r>
+              <w:rPr>
+                <w:bCs/>
+                <w:lang w:val="ru-BY"/>
+              </w:rPr>
+              <w:t>") + 1,</w:t>
+            </w:r>
+            <w:r>
+              <w:rPr>
+                <w:bCs/>
+                <w:lang w:val="ru-BY"/>
+              </w:rPr>
+              <w:br/>
+            </w:r>
+            <w:r>
+              <w:rPr>
+                <w:rFonts w:ascii="Cambria Math" w:hAnsi="Cambria Math" w:cs="Cambria Math"/>
+                <w:bCs/>
+                <w:lang w:val="ru-BY"/>
+              </w:rPr>
+              <w:t>⎩</w:t>
+            </w:r>
+            <w:r>
+              <w:rPr>
+                <w:bCs/>
+                <w:lang w:val="ru-BY"/>
+              </w:rPr>
+              <w:t>L("</w:t>
+            </w:r>
+            <w:r>
+              <w:rPr>
+                <w:rFonts w:cs="Times New Roman"/>
+                <w:bCs/>
+                <w:lang w:val="ru-BY"/>
+              </w:rPr>
+              <w:t>го</w:t>
+            </w:r>
+            <w:r>
+              <w:rPr>
+                <w:bCs/>
+                <w:lang w:val="ru-BY"/>
+              </w:rPr>
+              <w:t>", "</w:t>
+            </w:r>
+            <w:r>
+              <w:rPr>
+                <w:rFonts w:cs="Times New Roman"/>
+                <w:bCs/>
+                <w:lang w:val="ru-BY"/>
+              </w:rPr>
+              <w:t>в</w:t>
+            </w:r>
+            <w:r>
+              <w:rPr>
+                <w:bCs/>
+                <w:lang w:val="ru-BY"/>
+              </w:rPr>
+              <w:t>") + 1.</w:t>
+            </w:r>
+          </w:p>
+        </w:tc>
+      </w:tr>
+      <w:tr>
+        <w:tc>
+          <w:tcPr>
+            <w:tcW w:w="0" w:type="auto"/>
+            <w:tcMar>
+              <w:top w:w="60" w:type="dxa"/>
+              <w:left w:w="90" w:type="dxa"/>
+              <w:bottom w:w="60" w:type="dxa"/>
+              <w:right w:w="90" w:type="dxa"/>
+            </w:tcMar>
+            <w:hideMark/>
+          </w:tcPr>
+          <w:p>
+            <w:pPr>
+              <w:spacing w:after="160" w:line="259" w:lineRule="auto"/>
+              <w:rPr>
+                <w:bCs/>
+                <w:lang w:val="ru-BY"/>
+              </w:rPr>
+            </w:pPr>
+            <w:r>
+              <w:rPr>
+                <w:bCs/>
+                <w:lang w:val="ru-BY"/>
+              </w:rPr>
+              <w:lastRenderedPageBreak/>
+              <w:t>5.</w:t>
+            </w:r>
+          </w:p>
+        </w:tc>
+        <w:tc>
+          <w:tcPr>
+            <w:tcW w:w="0" w:type="auto"/>
+            <w:tcMar>
+              <w:top w:w="60" w:type="dxa"/>
+              <w:left w:w="90" w:type="dxa"/>
+              <w:bottom w:w="60" w:type="dxa"/>
+              <w:right w:w="90" w:type="dxa"/>
+            </w:tcMar>
+            <w:hideMark/>
+          </w:tcPr>
+          <w:p>
+            <w:pPr>
+              <w:spacing w:after="160" w:line="259" w:lineRule="auto"/>
+              <w:rPr>
+                <w:bCs/>
+                <w:lang w:val="ru-BY"/>
+              </w:rPr>
+            </w:pPr>
+            <w:r>
+              <w:rPr>
+                <w:bCs/>
+                <w:lang w:val="ru-BY"/>
+              </w:rPr>
+              <w:t xml:space="preserve">L("го", "вор") = </w:t>
+            </w:r>
+            <w:proofErr w:type="spellStart"/>
+            <w:r>
+              <w:rPr>
+                <w:bCs/>
+                <w:lang w:val="ru-BY"/>
+              </w:rPr>
+              <w:t>min</w:t>
+            </w:r>
+            <w:proofErr w:type="spellEnd"/>
+            <w:r>
+              <w:rPr>
+                <w:bCs/>
+                <w:lang w:val="ru-BY"/>
+              </w:rPr>
+              <w:t xml:space="preserve"> </w:t>
+            </w:r>
+          </w:p>
+          <w:p>
+            <w:pPr>
+              <w:spacing w:after="160" w:line="259" w:lineRule="auto"/>
+              <w:rPr>
+                <w:bCs/>
+                <w:lang w:val="ru-BY"/>
+              </w:rPr>
+            </w:pPr>
+            <w:r>
+              <w:rPr>
+                <w:rFonts w:ascii="Cambria Math" w:hAnsi="Cambria Math" w:cs="Cambria Math"/>
+                <w:bCs/>
+                <w:lang w:val="ru-BY"/>
+              </w:rPr>
+              <w:t>⎧</w:t>
+            </w:r>
+            <w:r>
+              <w:rPr>
+                <w:bCs/>
+                <w:lang w:val="ru-BY"/>
+              </w:rPr>
+              <w:t>L("</w:t>
+            </w:r>
+            <w:r>
+              <w:rPr>
+                <w:rFonts w:cs="Times New Roman"/>
+                <w:bCs/>
+                <w:lang w:val="ru-BY"/>
+              </w:rPr>
+              <w:t>г</w:t>
+            </w:r>
+            <w:r>
+              <w:rPr>
+                <w:bCs/>
+                <w:lang w:val="ru-BY"/>
+              </w:rPr>
+              <w:t>", "</w:t>
+            </w:r>
+            <w:r>
+              <w:rPr>
+                <w:rFonts w:cs="Times New Roman"/>
+                <w:bCs/>
+                <w:lang w:val="ru-BY"/>
+              </w:rPr>
+              <w:t>вор</w:t>
+            </w:r>
+            <w:r>
+              <w:rPr>
+                <w:bCs/>
+                <w:lang w:val="ru-BY"/>
+              </w:rPr>
+              <w:t>") + 1,</w:t>
+            </w:r>
+            <w:r>
+              <w:rPr>
+                <w:bCs/>
+                <w:lang w:val="ru-BY"/>
+              </w:rPr>
+              <w:br/>
+            </w:r>
+            <w:r>
+              <w:rPr>
+                <w:rFonts w:ascii="Cambria Math" w:hAnsi="Cambria Math" w:cs="Cambria Math"/>
+                <w:bCs/>
+                <w:lang w:val="ru-BY"/>
+              </w:rPr>
+              <w:t>⎪</w:t>
+            </w:r>
+            <w:r>
+              <w:rPr>
+                <w:bCs/>
+                <w:lang w:val="ru-BY"/>
+              </w:rPr>
+              <w:t>L("</w:t>
+            </w:r>
+            <w:r>
+              <w:rPr>
+                <w:rFonts w:cs="Times New Roman"/>
+                <w:bCs/>
+                <w:lang w:val="ru-BY"/>
+              </w:rPr>
+              <w:t>го</w:t>
+            </w:r>
+            <w:r>
+              <w:rPr>
+                <w:bCs/>
+                <w:lang w:val="ru-BY"/>
+              </w:rPr>
+              <w:t>", "</w:t>
+            </w:r>
+            <w:r>
+              <w:rPr>
+                <w:rFonts w:cs="Times New Roman"/>
+                <w:bCs/>
+                <w:lang w:val="ru-BY"/>
+              </w:rPr>
+              <w:t>во</w:t>
+            </w:r>
+            <w:r>
+              <w:rPr>
+                <w:bCs/>
+                <w:lang w:val="ru-BY"/>
+              </w:rPr>
+              <w:t>") + 1,</w:t>
+            </w:r>
+            <w:r>
+              <w:rPr>
+                <w:bCs/>
+                <w:lang w:val="ru-BY"/>
+              </w:rPr>
+              <w:br/>
+            </w:r>
+            <w:r>
+              <w:rPr>
+                <w:rFonts w:ascii="Cambria Math" w:hAnsi="Cambria Math" w:cs="Cambria Math"/>
+                <w:bCs/>
+                <w:lang w:val="ru-BY"/>
+              </w:rPr>
+              <w:t>⎩</w:t>
+            </w:r>
+            <w:r>
+              <w:rPr>
+                <w:bCs/>
+                <w:lang w:val="ru-BY"/>
+              </w:rPr>
+              <w:t>L("</w:t>
+            </w:r>
+            <w:r>
+              <w:rPr>
+                <w:rFonts w:cs="Times New Roman"/>
+                <w:bCs/>
+                <w:lang w:val="ru-BY"/>
+              </w:rPr>
+              <w:t>г</w:t>
+            </w:r>
+            <w:r>
+              <w:rPr>
+                <w:bCs/>
+                <w:lang w:val="ru-BY"/>
+              </w:rPr>
+              <w:t>", "</w:t>
+            </w:r>
+            <w:r>
+              <w:rPr>
+                <w:rFonts w:cs="Times New Roman"/>
+                <w:bCs/>
+                <w:lang w:val="ru-BY"/>
+              </w:rPr>
+              <w:t>во</w:t>
+            </w:r>
+            <w:r>
+              <w:rPr>
+                <w:bCs/>
+                <w:lang w:val="ru-BY"/>
+              </w:rPr>
+              <w:t>") + 1.</w:t>
+            </w:r>
+          </w:p>
+        </w:tc>
+      </w:tr>
+      <w:tr>
+        <w:tc>
+          <w:tcPr>
+            <w:tcW w:w="0" w:type="auto"/>
+            <w:tcMar>
+              <w:top w:w="60" w:type="dxa"/>
+              <w:left w:w="90" w:type="dxa"/>
+              <w:bottom w:w="60" w:type="dxa"/>
+              <w:right w:w="90" w:type="dxa"/>
+            </w:tcMar>
+            <w:hideMark/>
+          </w:tcPr>
+          <w:p>
+            <w:pPr>
+              <w:spacing w:after="160" w:line="259" w:lineRule="auto"/>
+              <w:rPr>
+                <w:bCs/>
+                <w:lang w:val="ru-BY"/>
+              </w:rPr>
+            </w:pPr>
+            <w:r>
+              <w:rPr>
+                <w:bCs/>
+                <w:lang w:val="ru-BY"/>
+              </w:rPr>
+              <w:t>6.</w:t>
+            </w:r>
+          </w:p>
+        </w:tc>
+        <w:tc>
+          <w:tcPr>
+            <w:tcW w:w="0" w:type="auto"/>
+            <w:tcMar>
+              <w:top w:w="60" w:type="dxa"/>
+              <w:left w:w="90" w:type="dxa"/>
+              <w:bottom w:w="60" w:type="dxa"/>
+              <w:right w:w="90" w:type="dxa"/>
+            </w:tcMar>
+            <w:hideMark/>
+          </w:tcPr>
+          <w:p>
+            <w:pPr>
+              <w:spacing w:after="160" w:line="259" w:lineRule="auto"/>
+              <w:rPr>
+                <w:bCs/>
+                <w:lang w:val="ru-BY"/>
+              </w:rPr>
+            </w:pPr>
+            <w:r>
+              <w:rPr>
+                <w:bCs/>
+                <w:lang w:val="ru-BY"/>
+              </w:rPr>
+              <w:t xml:space="preserve">L("гора", "в") = </w:t>
+            </w:r>
+            <w:proofErr w:type="spellStart"/>
+            <w:r>
+              <w:rPr>
+                <w:bCs/>
+                <w:lang w:val="ru-BY"/>
+              </w:rPr>
+              <w:t>min</w:t>
+            </w:r>
+            <w:proofErr w:type="spellEnd"/>
+            <w:r>
+              <w:rPr>
+                <w:bCs/>
+                <w:lang w:val="ru-BY"/>
+              </w:rPr>
+              <w:t xml:space="preserve"> </w:t>
+            </w:r>
+          </w:p>
+          <w:p>
+            <w:pPr>
+              <w:spacing w:after="160" w:line="259" w:lineRule="auto"/>
+              <w:rPr>
+                <w:bCs/>
+                <w:lang w:val="ru-BY"/>
+              </w:rPr>
+            </w:pPr>
+            <w:r>
+              <w:rPr>
+                <w:rFonts w:ascii="Cambria Math" w:hAnsi="Cambria Math" w:cs="Cambria Math"/>
+                <w:bCs/>
+                <w:lang w:val="ru-BY"/>
+              </w:rPr>
+              <w:t>⎧</w:t>
+            </w:r>
+            <w:r>
+              <w:rPr>
+                <w:bCs/>
+                <w:lang w:val="ru-BY"/>
+              </w:rPr>
+              <w:t>L("</w:t>
+            </w:r>
+            <w:r>
+              <w:rPr>
+                <w:rFonts w:cs="Times New Roman"/>
+                <w:bCs/>
+                <w:lang w:val="ru-BY"/>
+              </w:rPr>
+              <w:t>гор</w:t>
+            </w:r>
+            <w:r>
+              <w:rPr>
+                <w:bCs/>
+                <w:lang w:val="ru-BY"/>
+              </w:rPr>
+              <w:t>", "</w:t>
+            </w:r>
+            <w:r>
+              <w:rPr>
+                <w:rFonts w:cs="Times New Roman"/>
+                <w:bCs/>
+                <w:lang w:val="ru-BY"/>
+              </w:rPr>
+              <w:t>в</w:t>
+            </w:r>
+            <w:r>
+              <w:rPr>
+                <w:bCs/>
+                <w:lang w:val="ru-BY"/>
+              </w:rPr>
+              <w:t>") + 1,</w:t>
+            </w:r>
+            <w:r>
+              <w:rPr>
+                <w:bCs/>
+                <w:lang w:val="ru-BY"/>
+              </w:rPr>
+              <w:br/>
+            </w:r>
+            <w:r>
+              <w:rPr>
+                <w:rFonts w:ascii="Cambria Math" w:hAnsi="Cambria Math" w:cs="Cambria Math"/>
+                <w:bCs/>
+                <w:lang w:val="ru-BY"/>
+              </w:rPr>
+              <w:t>⎪</w:t>
+            </w:r>
+            <w:r>
+              <w:rPr>
+                <w:bCs/>
+                <w:lang w:val="ru-BY"/>
+              </w:rPr>
+              <w:t>L("</w:t>
+            </w:r>
+            <w:r>
+              <w:rPr>
+                <w:rFonts w:cs="Times New Roman"/>
+                <w:bCs/>
+                <w:lang w:val="ru-BY"/>
+              </w:rPr>
+              <w:t>гора</w:t>
+            </w:r>
+            <w:r>
+              <w:rPr>
+                <w:bCs/>
+                <w:lang w:val="ru-BY"/>
+              </w:rPr>
+              <w:t>", "") + 1,</w:t>
+            </w:r>
+            <w:r>
+              <w:rPr>
+                <w:bCs/>
+                <w:lang w:val="ru-BY"/>
+              </w:rPr>
+              <w:br/>
+            </w:r>
+            <w:r>
+              <w:rPr>
+                <w:rFonts w:ascii="Cambria Math" w:hAnsi="Cambria Math" w:cs="Cambria Math"/>
+                <w:bCs/>
+                <w:lang w:val="ru-BY"/>
+              </w:rPr>
+              <w:t>⎩</w:t>
+            </w:r>
+            <w:r>
+              <w:rPr>
+                <w:bCs/>
+                <w:lang w:val="ru-BY"/>
+              </w:rPr>
+              <w:t>L("</w:t>
+            </w:r>
+            <w:r>
+              <w:rPr>
+                <w:rFonts w:cs="Times New Roman"/>
+                <w:bCs/>
+                <w:lang w:val="ru-BY"/>
+              </w:rPr>
+              <w:t>гор</w:t>
+            </w:r>
+            <w:r>
+              <w:rPr>
+                <w:bCs/>
+                <w:lang w:val="ru-BY"/>
+              </w:rPr>
+              <w:t>", "") + 1.</w:t>
+            </w:r>
+          </w:p>
+        </w:tc>
+      </w:tr>
+      <w:tr>
+        <w:tc>
+          <w:tcPr>
+            <w:tcW w:w="0" w:type="auto"/>
+            <w:tcMar>
+              <w:top w:w="60" w:type="dxa"/>
+              <w:left w:w="90" w:type="dxa"/>
+              <w:bottom w:w="60" w:type="dxa"/>
+              <w:right w:w="90" w:type="dxa"/>
+            </w:tcMar>
+            <w:hideMark/>
+          </w:tcPr>
+          <w:p>
+            <w:pPr>
+              <w:spacing w:after="160" w:line="259" w:lineRule="auto"/>
+              <w:rPr>
+                <w:bCs/>
+                <w:lang w:val="ru-BY"/>
+              </w:rPr>
+            </w:pPr>
+            <w:r>
+              <w:rPr>
+                <w:bCs/>
+                <w:lang w:val="ru-BY"/>
+              </w:rPr>
+              <w:t>7.</w:t>
+            </w:r>
+          </w:p>
+        </w:tc>
+        <w:tc>
+          <w:tcPr>
+            <w:tcW w:w="0" w:type="auto"/>
+            <w:tcMar>
+              <w:top w:w="60" w:type="dxa"/>
+              <w:left w:w="90" w:type="dxa"/>
+              <w:bottom w:w="60" w:type="dxa"/>
+              <w:right w:w="90" w:type="dxa"/>
+            </w:tcMar>
+            <w:hideMark/>
+          </w:tcPr>
+          <w:p>
+            <w:pPr>
+              <w:spacing w:after="160" w:line="259" w:lineRule="auto"/>
+              <w:rPr>
+                <w:bCs/>
+                <w:lang w:val="ru-BY"/>
+              </w:rPr>
+            </w:pPr>
+            <w:r>
+              <w:rPr>
+                <w:bCs/>
+                <w:lang w:val="ru-BY"/>
+              </w:rPr>
+              <w:t xml:space="preserve">L("гор", "в") = </w:t>
+            </w:r>
+            <w:proofErr w:type="spellStart"/>
+            <w:r>
+              <w:rPr>
+                <w:bCs/>
+                <w:lang w:val="ru-BY"/>
+              </w:rPr>
+              <w:t>min</w:t>
+            </w:r>
+            <w:proofErr w:type="spellEnd"/>
+            <w:r>
+              <w:rPr>
+                <w:bCs/>
+                <w:lang w:val="ru-BY"/>
+              </w:rPr>
+              <w:t xml:space="preserve"> </w:t>
+            </w:r>
+          </w:p>
+          <w:p>
+            <w:pPr>
+              <w:spacing w:after="160" w:line="259" w:lineRule="auto"/>
+              <w:rPr>
+                <w:bCs/>
+                <w:lang w:val="ru-BY"/>
+              </w:rPr>
+            </w:pPr>
+            <w:r>
+              <w:rPr>
+                <w:rFonts w:ascii="Cambria Math" w:hAnsi="Cambria Math" w:cs="Cambria Math"/>
+                <w:bCs/>
+                <w:lang w:val="ru-BY"/>
+              </w:rPr>
+              <w:t>⎧</w:t>
+            </w:r>
+            <w:r>
+              <w:rPr>
+                <w:bCs/>
+                <w:lang w:val="ru-BY"/>
+              </w:rPr>
+              <w:t>L("</w:t>
+            </w:r>
+            <w:r>
+              <w:rPr>
+                <w:rFonts w:cs="Times New Roman"/>
+                <w:bCs/>
+                <w:lang w:val="ru-BY"/>
+              </w:rPr>
+              <w:t>го</w:t>
+            </w:r>
+            <w:r>
+              <w:rPr>
+                <w:bCs/>
+                <w:lang w:val="ru-BY"/>
+              </w:rPr>
+              <w:t>", "</w:t>
+            </w:r>
+            <w:r>
+              <w:rPr>
+                <w:rFonts w:cs="Times New Roman"/>
+                <w:bCs/>
+                <w:lang w:val="ru-BY"/>
+              </w:rPr>
+              <w:t>в</w:t>
+            </w:r>
+            <w:r>
+              <w:rPr>
+                <w:bCs/>
+                <w:lang w:val="ru-BY"/>
+              </w:rPr>
+              <w:t>") + 1,</w:t>
+            </w:r>
+            <w:r>
+              <w:rPr>
+                <w:bCs/>
+                <w:lang w:val="ru-BY"/>
+              </w:rPr>
+              <w:br/>
+            </w:r>
+            <w:r>
+              <w:rPr>
+                <w:rFonts w:ascii="Cambria Math" w:hAnsi="Cambria Math" w:cs="Cambria Math"/>
+                <w:bCs/>
+                <w:lang w:val="ru-BY"/>
+              </w:rPr>
+              <w:t>⎪</w:t>
+            </w:r>
+            <w:r>
+              <w:rPr>
+                <w:bCs/>
+                <w:lang w:val="ru-BY"/>
+              </w:rPr>
+              <w:t>L("</w:t>
+            </w:r>
+            <w:r>
+              <w:rPr>
+                <w:rFonts w:cs="Times New Roman"/>
+                <w:bCs/>
+                <w:lang w:val="ru-BY"/>
+              </w:rPr>
+              <w:t>гор</w:t>
+            </w:r>
+            <w:r>
+              <w:rPr>
+                <w:bCs/>
+                <w:lang w:val="ru-BY"/>
+              </w:rPr>
+              <w:t>", "") + 1,</w:t>
+            </w:r>
+            <w:r>
+              <w:rPr>
+                <w:bCs/>
+                <w:lang w:val="ru-BY"/>
+              </w:rPr>
+              <w:br/>
+            </w:r>
+            <w:r>
+              <w:rPr>
+                <w:rFonts w:ascii="Cambria Math" w:hAnsi="Cambria Math" w:cs="Cambria Math"/>
+                <w:bCs/>
+                <w:lang w:val="ru-BY"/>
+              </w:rPr>
+              <w:t>⎩</w:t>
+            </w:r>
+            <w:r>
+              <w:rPr>
+                <w:bCs/>
+                <w:lang w:val="ru-BY"/>
+              </w:rPr>
+              <w:t>L("</w:t>
+            </w:r>
+            <w:r>
+              <w:rPr>
+                <w:rFonts w:cs="Times New Roman"/>
+                <w:bCs/>
+                <w:lang w:val="ru-BY"/>
+              </w:rPr>
+              <w:t>го</w:t>
+            </w:r>
+            <w:r>
+              <w:rPr>
+                <w:bCs/>
+                <w:lang w:val="ru-BY"/>
+              </w:rPr>
+              <w:t>", "") + 1.</w:t>
+            </w:r>
+          </w:p>
+        </w:tc>
+      </w:tr>
+      <w:tr>
+        <w:tc>
+          <w:tcPr>
+            <w:tcW w:w="0" w:type="auto"/>
+            <w:tcMar>
+              <w:top w:w="60" w:type="dxa"/>
+              <w:left w:w="90" w:type="dxa"/>
+              <w:bottom w:w="60" w:type="dxa"/>
+              <w:right w:w="90" w:type="dxa"/>
+            </w:tcMar>
+            <w:hideMark/>
+          </w:tcPr>
+          <w:p>
+            <w:pPr>
+              <w:spacing w:after="160" w:line="259" w:lineRule="auto"/>
+              <w:rPr>
+                <w:bCs/>
+                <w:lang w:val="ru-BY"/>
+              </w:rPr>
+            </w:pPr>
+            <w:r>
+              <w:rPr>
+                <w:bCs/>
+                <w:lang w:val="ru-BY"/>
+              </w:rPr>
+              <w:t>8.</w:t>
+            </w:r>
+          </w:p>
+        </w:tc>
+        <w:tc>
+          <w:tcPr>
+            <w:tcW w:w="0" w:type="auto"/>
+            <w:tcMar>
+              <w:top w:w="60" w:type="dxa"/>
+              <w:left w:w="90" w:type="dxa"/>
+              <w:bottom w:w="60" w:type="dxa"/>
+              <w:right w:w="90" w:type="dxa"/>
+            </w:tcMar>
+            <w:hideMark/>
+          </w:tcPr>
+          <w:p>
+            <w:pPr>
+              <w:spacing w:after="160" w:line="259" w:lineRule="auto"/>
+              <w:rPr>
+                <w:bCs/>
+                <w:lang w:val="ru-BY"/>
+              </w:rPr>
+            </w:pPr>
+            <w:r>
+              <w:rPr>
+                <w:bCs/>
+                <w:lang w:val="ru-BY"/>
+              </w:rPr>
+              <w:t xml:space="preserve">L("го", "во") = </w:t>
+            </w:r>
+            <w:proofErr w:type="spellStart"/>
+            <w:r>
+              <w:rPr>
+                <w:bCs/>
+                <w:lang w:val="ru-BY"/>
+              </w:rPr>
+              <w:t>min</w:t>
+            </w:r>
+            <w:proofErr w:type="spellEnd"/>
+            <w:r>
+              <w:rPr>
+                <w:bCs/>
+                <w:lang w:val="ru-BY"/>
+              </w:rPr>
+              <w:t xml:space="preserve"> </w:t>
+            </w:r>
+          </w:p>
+          <w:p>
+            <w:pPr>
+              <w:spacing w:after="160" w:line="259" w:lineRule="auto"/>
+              <w:rPr>
+                <w:bCs/>
+                <w:lang w:val="ru-BY"/>
+              </w:rPr>
+            </w:pPr>
+            <w:r>
+              <w:rPr>
+                <w:rFonts w:ascii="Cambria Math" w:hAnsi="Cambria Math" w:cs="Cambria Math"/>
+                <w:bCs/>
+                <w:lang w:val="ru-BY"/>
+              </w:rPr>
+              <w:t>⎧</w:t>
+            </w:r>
+            <w:r>
+              <w:rPr>
+                <w:bCs/>
+                <w:lang w:val="ru-BY"/>
+              </w:rPr>
+              <w:t>L("</w:t>
+            </w:r>
+            <w:r>
+              <w:rPr>
+                <w:rFonts w:cs="Times New Roman"/>
+                <w:bCs/>
+                <w:lang w:val="ru-BY"/>
+              </w:rPr>
+              <w:t>г</w:t>
+            </w:r>
+            <w:r>
+              <w:rPr>
+                <w:bCs/>
+                <w:lang w:val="ru-BY"/>
+              </w:rPr>
+              <w:t>", "</w:t>
+            </w:r>
+            <w:r>
+              <w:rPr>
+                <w:rFonts w:cs="Times New Roman"/>
+                <w:bCs/>
+                <w:lang w:val="ru-BY"/>
+              </w:rPr>
+              <w:t>во</w:t>
+            </w:r>
+            <w:r>
+              <w:rPr>
+                <w:bCs/>
+                <w:lang w:val="ru-BY"/>
+              </w:rPr>
+              <w:t>") + 1,</w:t>
+            </w:r>
+            <w:r>
+              <w:rPr>
+                <w:bCs/>
+                <w:lang w:val="ru-BY"/>
+              </w:rPr>
+              <w:br/>
+            </w:r>
+            <w:r>
+              <w:rPr>
+                <w:rFonts w:ascii="Cambria Math" w:hAnsi="Cambria Math" w:cs="Cambria Math"/>
+                <w:bCs/>
+                <w:lang w:val="ru-BY"/>
+              </w:rPr>
+              <w:t>⎪</w:t>
+            </w:r>
+            <w:r>
+              <w:rPr>
+                <w:bCs/>
+                <w:lang w:val="ru-BY"/>
+              </w:rPr>
+              <w:t>L("</w:t>
+            </w:r>
+            <w:r>
+              <w:rPr>
+                <w:rFonts w:cs="Times New Roman"/>
+                <w:bCs/>
+                <w:lang w:val="ru-BY"/>
+              </w:rPr>
+              <w:t>го</w:t>
+            </w:r>
+            <w:r>
+              <w:rPr>
+                <w:bCs/>
+                <w:lang w:val="ru-BY"/>
+              </w:rPr>
+              <w:t>", "</w:t>
+            </w:r>
+            <w:r>
+              <w:rPr>
+                <w:rFonts w:cs="Times New Roman"/>
+                <w:bCs/>
+                <w:lang w:val="ru-BY"/>
+              </w:rPr>
+              <w:t>в</w:t>
+            </w:r>
+            <w:r>
+              <w:rPr>
+                <w:bCs/>
+                <w:lang w:val="ru-BY"/>
+              </w:rPr>
+              <w:t>") + 1,</w:t>
+            </w:r>
+            <w:r>
+              <w:rPr>
+                <w:bCs/>
+                <w:lang w:val="ru-BY"/>
+              </w:rPr>
+              <w:br/>
+            </w:r>
+            <w:r>
+              <w:rPr>
+                <w:rFonts w:ascii="Cambria Math" w:hAnsi="Cambria Math" w:cs="Cambria Math"/>
+                <w:bCs/>
+                <w:lang w:val="ru-BY"/>
+              </w:rPr>
+              <w:t>⎩</w:t>
+            </w:r>
+            <w:r>
+              <w:rPr>
+                <w:bCs/>
+                <w:lang w:val="ru-BY"/>
+              </w:rPr>
+              <w:t>L("</w:t>
+            </w:r>
+            <w:r>
+              <w:rPr>
+                <w:rFonts w:cs="Times New Roman"/>
+                <w:bCs/>
+                <w:lang w:val="ru-BY"/>
+              </w:rPr>
+              <w:t>г</w:t>
+            </w:r>
+            <w:r>
+              <w:rPr>
+                <w:bCs/>
+                <w:lang w:val="ru-BY"/>
+              </w:rPr>
+              <w:t>", "</w:t>
+            </w:r>
+            <w:r>
+              <w:rPr>
+                <w:rFonts w:cs="Times New Roman"/>
+                <w:bCs/>
+                <w:lang w:val="ru-BY"/>
+              </w:rPr>
+              <w:t>в</w:t>
+            </w:r>
+            <w:r>
+              <w:rPr>
+                <w:bCs/>
+                <w:lang w:val="ru-BY"/>
+              </w:rPr>
+              <w:t>").</w:t>
+            </w:r>
+          </w:p>
+        </w:tc>
+      </w:tr>
+      <w:tr>
+        <w:tc>
+          <w:tcPr>
+            <w:tcW w:w="0" w:type="auto"/>
+            <w:tcMar>
+              <w:top w:w="60" w:type="dxa"/>
+              <w:left w:w="90" w:type="dxa"/>
+              <w:bottom w:w="60" w:type="dxa"/>
+              <w:right w:w="90" w:type="dxa"/>
+            </w:tcMar>
+            <w:hideMark/>
+          </w:tcPr>
+          <w:p>
+            <w:pPr>
+              <w:spacing w:after="160" w:line="259" w:lineRule="auto"/>
+              <w:rPr>
+                <w:bCs/>
+                <w:lang w:val="ru-BY"/>
+              </w:rPr>
+            </w:pPr>
+            <w:r>
+              <w:rPr>
+                <w:bCs/>
+                <w:lang w:val="ru-BY"/>
+              </w:rPr>
+              <w:t>9.</w:t>
+            </w:r>
+          </w:p>
+        </w:tc>
+        <w:tc>
+          <w:tcPr>
+            <w:tcW w:w="0" w:type="auto"/>
+            <w:tcMar>
+              <w:top w:w="60" w:type="dxa"/>
+              <w:left w:w="90" w:type="dxa"/>
+              <w:bottom w:w="60" w:type="dxa"/>
+              <w:right w:w="90" w:type="dxa"/>
+            </w:tcMar>
+            <w:hideMark/>
+          </w:tcPr>
+          <w:p>
+            <w:pPr>
+              <w:spacing w:after="160" w:line="259" w:lineRule="auto"/>
+              <w:rPr>
+                <w:bCs/>
+                <w:lang w:val="ru-BY"/>
+              </w:rPr>
+            </w:pPr>
+            <w:r>
+              <w:rPr>
+                <w:bCs/>
+                <w:lang w:val="ru-BY"/>
+              </w:rPr>
+              <w:t xml:space="preserve">L("г", "вор") = </w:t>
+            </w:r>
+            <w:proofErr w:type="spellStart"/>
+            <w:r>
+              <w:rPr>
+                <w:bCs/>
+                <w:lang w:val="ru-BY"/>
+              </w:rPr>
+              <w:t>min</w:t>
+            </w:r>
+            <w:proofErr w:type="spellEnd"/>
+            <w:r>
+              <w:rPr>
+                <w:bCs/>
+                <w:lang w:val="ru-BY"/>
+              </w:rPr>
+              <w:t xml:space="preserve"> </w:t>
+            </w:r>
+          </w:p>
+          <w:p>
+            <w:pPr>
+              <w:spacing w:after="160" w:line="259" w:lineRule="auto"/>
+              <w:rPr>
+                <w:bCs/>
+                <w:lang w:val="ru-BY"/>
+              </w:rPr>
+            </w:pPr>
+            <w:r>
+              <w:rPr>
+                <w:rFonts w:ascii="Cambria Math" w:hAnsi="Cambria Math" w:cs="Cambria Math"/>
+                <w:bCs/>
+                <w:lang w:val="ru-BY"/>
+              </w:rPr>
+              <w:t>⎧</w:t>
+            </w:r>
+            <w:r>
+              <w:rPr>
+                <w:bCs/>
+                <w:lang w:val="ru-BY"/>
+              </w:rPr>
+              <w:t>L("", "</w:t>
+            </w:r>
+            <w:r>
+              <w:rPr>
+                <w:rFonts w:cs="Times New Roman"/>
+                <w:bCs/>
+                <w:lang w:val="ru-BY"/>
+              </w:rPr>
+              <w:t>вор</w:t>
+            </w:r>
+            <w:r>
+              <w:rPr>
+                <w:bCs/>
+                <w:lang w:val="ru-BY"/>
+              </w:rPr>
+              <w:t>") + 1,</w:t>
+            </w:r>
+            <w:r>
+              <w:rPr>
+                <w:bCs/>
+                <w:lang w:val="ru-BY"/>
+              </w:rPr>
+              <w:br/>
+            </w:r>
+            <w:r>
+              <w:rPr>
+                <w:rFonts w:ascii="Cambria Math" w:hAnsi="Cambria Math" w:cs="Cambria Math"/>
+                <w:bCs/>
+                <w:lang w:val="ru-BY"/>
+              </w:rPr>
+              <w:t>⎪</w:t>
+            </w:r>
+            <w:r>
+              <w:rPr>
+                <w:bCs/>
+                <w:lang w:val="ru-BY"/>
+              </w:rPr>
+              <w:t>L("</w:t>
+            </w:r>
+            <w:r>
+              <w:rPr>
+                <w:rFonts w:cs="Times New Roman"/>
+                <w:bCs/>
+                <w:lang w:val="ru-BY"/>
+              </w:rPr>
+              <w:t>г</w:t>
+            </w:r>
+            <w:r>
+              <w:rPr>
+                <w:bCs/>
+                <w:lang w:val="ru-BY"/>
+              </w:rPr>
+              <w:t>", "</w:t>
+            </w:r>
+            <w:r>
+              <w:rPr>
+                <w:rFonts w:cs="Times New Roman"/>
+                <w:bCs/>
+                <w:lang w:val="ru-BY"/>
+              </w:rPr>
+              <w:t>во</w:t>
+            </w:r>
+            <w:r>
+              <w:rPr>
+                <w:bCs/>
+                <w:lang w:val="ru-BY"/>
+              </w:rPr>
+              <w:t>") + 1,</w:t>
+            </w:r>
+            <w:r>
+              <w:rPr>
+                <w:bCs/>
+                <w:lang w:val="ru-BY"/>
+              </w:rPr>
+              <w:br/>
+            </w:r>
+            <w:r>
+              <w:rPr>
+                <w:rFonts w:ascii="Cambria Math" w:hAnsi="Cambria Math" w:cs="Cambria Math"/>
+                <w:bCs/>
+                <w:lang w:val="ru-BY"/>
+              </w:rPr>
+              <w:t>⎩</w:t>
+            </w:r>
+            <w:r>
+              <w:rPr>
+                <w:bCs/>
+                <w:lang w:val="ru-BY"/>
+              </w:rPr>
+              <w:t>L("", "</w:t>
+            </w:r>
+            <w:r>
+              <w:rPr>
+                <w:rFonts w:cs="Times New Roman"/>
+                <w:bCs/>
+                <w:lang w:val="ru-BY"/>
+              </w:rPr>
+              <w:t>во</w:t>
+            </w:r>
+            <w:r>
+              <w:rPr>
+                <w:bCs/>
+                <w:lang w:val="ru-BY"/>
+              </w:rPr>
+              <w:t>") + 1.</w:t>
+            </w:r>
+          </w:p>
+        </w:tc>
+      </w:tr>
+      <w:tr>
+        <w:tc>
+          <w:tcPr>
+            <w:tcW w:w="0" w:type="auto"/>
+            <w:tcMar>
+              <w:top w:w="60" w:type="dxa"/>
+              <w:left w:w="90" w:type="dxa"/>
+              <w:bottom w:w="60" w:type="dxa"/>
+              <w:right w:w="90" w:type="dxa"/>
+            </w:tcMar>
+            <w:hideMark/>
+          </w:tcPr>
+          <w:p>
+            <w:pPr>
+              <w:spacing w:after="160" w:line="259" w:lineRule="auto"/>
+              <w:rPr>
+                <w:bCs/>
+                <w:lang w:val="ru-BY"/>
+              </w:rPr>
+            </w:pPr>
+            <w:r>
+              <w:rPr>
+                <w:bCs/>
+                <w:lang w:val="ru-BY"/>
+              </w:rPr>
+              <w:t>10.</w:t>
+            </w:r>
+          </w:p>
+        </w:tc>
+        <w:tc>
+          <w:tcPr>
+            <w:tcW w:w="0" w:type="auto"/>
+            <w:tcMar>
+              <w:top w:w="60" w:type="dxa"/>
+              <w:left w:w="90" w:type="dxa"/>
+              <w:bottom w:w="60" w:type="dxa"/>
+              <w:right w:w="90" w:type="dxa"/>
+            </w:tcMar>
+            <w:hideMark/>
+          </w:tcPr>
+          <w:p>
+            <w:pPr>
+              <w:spacing w:after="160" w:line="259" w:lineRule="auto"/>
+              <w:rPr>
+                <w:bCs/>
+                <w:lang w:val="ru-BY"/>
+              </w:rPr>
+            </w:pPr>
+            <w:r>
+              <w:rPr>
+                <w:bCs/>
+                <w:lang w:val="ru-BY"/>
+              </w:rPr>
+              <w:t xml:space="preserve">L("го", "в") = </w:t>
+            </w:r>
+            <w:proofErr w:type="spellStart"/>
+            <w:r>
+              <w:rPr>
+                <w:bCs/>
+                <w:lang w:val="ru-BY"/>
+              </w:rPr>
+              <w:t>min</w:t>
+            </w:r>
+            <w:proofErr w:type="spellEnd"/>
+            <w:r>
+              <w:rPr>
+                <w:bCs/>
+                <w:lang w:val="ru-BY"/>
+              </w:rPr>
+              <w:t xml:space="preserve"> </w:t>
+            </w:r>
+          </w:p>
+          <w:p>
+            <w:pPr>
+              <w:spacing w:after="160" w:line="259" w:lineRule="auto"/>
+              <w:rPr>
+                <w:bCs/>
+                <w:lang w:val="ru-BY"/>
+              </w:rPr>
+            </w:pPr>
+            <w:r>
+              <w:rPr>
+                <w:rFonts w:ascii="Cambria Math" w:hAnsi="Cambria Math" w:cs="Cambria Math"/>
+                <w:bCs/>
+                <w:lang w:val="ru-BY"/>
+              </w:rPr>
+              <w:t>⎧</w:t>
+            </w:r>
+            <w:r>
+              <w:rPr>
+                <w:bCs/>
+                <w:lang w:val="ru-BY"/>
+              </w:rPr>
+              <w:t>L("</w:t>
+            </w:r>
+            <w:r>
+              <w:rPr>
+                <w:rFonts w:cs="Times New Roman"/>
+                <w:bCs/>
+                <w:lang w:val="ru-BY"/>
+              </w:rPr>
+              <w:t>г</w:t>
+            </w:r>
+            <w:r>
+              <w:rPr>
+                <w:bCs/>
+                <w:lang w:val="ru-BY"/>
+              </w:rPr>
+              <w:t>", "</w:t>
+            </w:r>
+            <w:r>
+              <w:rPr>
+                <w:rFonts w:cs="Times New Roman"/>
+                <w:bCs/>
+                <w:lang w:val="ru-BY"/>
+              </w:rPr>
+              <w:t>в</w:t>
+            </w:r>
+            <w:r>
+              <w:rPr>
+                <w:bCs/>
+                <w:lang w:val="ru-BY"/>
+              </w:rPr>
+              <w:t>") + 1,</w:t>
+            </w:r>
+            <w:r>
+              <w:rPr>
+                <w:bCs/>
+                <w:lang w:val="ru-BY"/>
+              </w:rPr>
+              <w:br/>
+            </w:r>
+            <w:r>
+              <w:rPr>
+                <w:rFonts w:ascii="Cambria Math" w:hAnsi="Cambria Math" w:cs="Cambria Math"/>
+                <w:bCs/>
+                <w:lang w:val="ru-BY"/>
+              </w:rPr>
+              <w:t>⎪</w:t>
+            </w:r>
+            <w:r>
+              <w:rPr>
+                <w:bCs/>
+                <w:lang w:val="ru-BY"/>
+              </w:rPr>
+              <w:t>L("</w:t>
+            </w:r>
+            <w:r>
+              <w:rPr>
+                <w:rFonts w:cs="Times New Roman"/>
+                <w:bCs/>
+                <w:lang w:val="ru-BY"/>
+              </w:rPr>
+              <w:t>го</w:t>
+            </w:r>
+            <w:r>
+              <w:rPr>
+                <w:bCs/>
+                <w:lang w:val="ru-BY"/>
+              </w:rPr>
+              <w:t>", "") + 1,</w:t>
+            </w:r>
+            <w:r>
+              <w:rPr>
+                <w:bCs/>
+                <w:lang w:val="ru-BY"/>
+              </w:rPr>
+              <w:br/>
+            </w:r>
+            <w:r>
+              <w:rPr>
+                <w:rFonts w:ascii="Cambria Math" w:hAnsi="Cambria Math" w:cs="Cambria Math"/>
+                <w:bCs/>
+                <w:lang w:val="ru-BY"/>
+              </w:rPr>
+              <w:t>⎩</w:t>
+            </w:r>
+            <w:r>
+              <w:rPr>
+                <w:bCs/>
+                <w:lang w:val="ru-BY"/>
+              </w:rPr>
+              <w:t>L("</w:t>
+            </w:r>
+            <w:r>
+              <w:rPr>
+                <w:rFonts w:cs="Times New Roman"/>
+                <w:bCs/>
+                <w:lang w:val="ru-BY"/>
+              </w:rPr>
+              <w:t>г</w:t>
+            </w:r>
+            <w:r>
+              <w:rPr>
+                <w:bCs/>
+                <w:lang w:val="ru-BY"/>
+              </w:rPr>
+              <w:t>", "") + 1.</w:t>
+            </w:r>
+          </w:p>
+          <w:p>
+            <w:pPr>
+              <w:spacing w:after="160" w:line="259" w:lineRule="auto"/>
+              <w:rPr>
+                <w:bCs/>
+                <w:lang w:val="ru-BY"/>
+              </w:rPr>
+            </w:pPr>
+          </w:p>
+        </w:tc>
+      </w:tr>
+      <w:tr>
+        <w:tc>
+          <w:tcPr>
+            <w:tcW w:w="0" w:type="auto"/>
+            <w:tcMar>
+              <w:top w:w="60" w:type="dxa"/>
+              <w:left w:w="90" w:type="dxa"/>
+              <w:bottom w:w="60" w:type="dxa"/>
+              <w:right w:w="90" w:type="dxa"/>
+            </w:tcMar>
+            <w:hideMark/>
+          </w:tcPr>
+          <w:p>
+            <w:pPr>
+              <w:spacing w:after="160" w:line="259" w:lineRule="auto"/>
+              <w:rPr>
+                <w:bCs/>
+                <w:lang w:val="ru-BY"/>
+              </w:rPr>
+            </w:pPr>
+            <w:r>
+              <w:rPr>
+                <w:bCs/>
+                <w:lang w:val="ru-BY"/>
+              </w:rPr>
+              <w:lastRenderedPageBreak/>
+              <w:t>11.</w:t>
+            </w:r>
+          </w:p>
+        </w:tc>
+        <w:tc>
+          <w:tcPr>
+            <w:tcW w:w="0" w:type="auto"/>
+            <w:tcMar>
+              <w:top w:w="60" w:type="dxa"/>
+              <w:left w:w="90" w:type="dxa"/>
+              <w:bottom w:w="60" w:type="dxa"/>
+              <w:right w:w="90" w:type="dxa"/>
+            </w:tcMar>
+            <w:hideMark/>
+          </w:tcPr>
+          <w:p>
+            <w:pPr>
+              <w:spacing w:after="160" w:line="259" w:lineRule="auto"/>
+              <w:rPr>
+                <w:bCs/>
+                <w:lang w:val="ru-BY"/>
+              </w:rPr>
+            </w:pPr>
+            <w:r>
+              <w:rPr>
+                <w:bCs/>
+                <w:lang w:val="ru-BY"/>
+              </w:rPr>
+              <w:t xml:space="preserve">L("г", "во") = </w:t>
+            </w:r>
+            <w:proofErr w:type="spellStart"/>
+            <w:r>
+              <w:rPr>
+                <w:bCs/>
+                <w:lang w:val="ru-BY"/>
+              </w:rPr>
+              <w:t>min</w:t>
+            </w:r>
+            <w:proofErr w:type="spellEnd"/>
+          </w:p>
+          <w:p>
+            <w:pPr>
+              <w:spacing w:after="160" w:line="259" w:lineRule="auto"/>
+              <w:rPr>
+                <w:bCs/>
+                <w:lang w:val="ru-BY"/>
+              </w:rPr>
+            </w:pPr>
+            <w:r>
+              <w:rPr>
+                <w:bCs/>
+                <w:lang w:val="ru-BY"/>
+              </w:rPr>
+              <w:t xml:space="preserve"> </w:t>
+            </w:r>
+            <w:r>
+              <w:rPr>
+                <w:rFonts w:ascii="Cambria Math" w:hAnsi="Cambria Math" w:cs="Cambria Math"/>
+                <w:bCs/>
+                <w:lang w:val="ru-BY"/>
+              </w:rPr>
+              <w:t>⎧</w:t>
+            </w:r>
+            <w:r>
+              <w:rPr>
+                <w:bCs/>
+                <w:lang w:val="ru-BY"/>
+              </w:rPr>
+              <w:t>L("", "</w:t>
+            </w:r>
+            <w:r>
+              <w:rPr>
+                <w:rFonts w:cs="Times New Roman"/>
+                <w:bCs/>
+                <w:lang w:val="ru-BY"/>
+              </w:rPr>
+              <w:t>во</w:t>
+            </w:r>
+            <w:r>
+              <w:rPr>
+                <w:bCs/>
+                <w:lang w:val="ru-BY"/>
+              </w:rPr>
+              <w:t>") + 1,</w:t>
+            </w:r>
+            <w:r>
+              <w:rPr>
+                <w:bCs/>
+                <w:lang w:val="ru-BY"/>
+              </w:rPr>
+              <w:br/>
+            </w:r>
+            <w:r>
+              <w:rPr>
+                <w:rFonts w:ascii="Cambria Math" w:hAnsi="Cambria Math" w:cs="Cambria Math"/>
+                <w:bCs/>
+                <w:lang w:val="ru-BY"/>
+              </w:rPr>
+              <w:t>⎪</w:t>
+            </w:r>
+            <w:r>
+              <w:rPr>
+                <w:bCs/>
+                <w:lang w:val="ru-BY"/>
+              </w:rPr>
+              <w:t>L("</w:t>
+            </w:r>
+            <w:r>
+              <w:rPr>
+                <w:rFonts w:cs="Times New Roman"/>
+                <w:bCs/>
+                <w:lang w:val="ru-BY"/>
+              </w:rPr>
+              <w:t>г</w:t>
+            </w:r>
+            <w:r>
+              <w:rPr>
+                <w:bCs/>
+                <w:lang w:val="ru-BY"/>
+              </w:rPr>
+              <w:t>", "</w:t>
+            </w:r>
+            <w:r>
+              <w:rPr>
+                <w:rFonts w:cs="Times New Roman"/>
+                <w:bCs/>
+                <w:lang w:val="ru-BY"/>
+              </w:rPr>
+              <w:t>в</w:t>
+            </w:r>
+            <w:r>
+              <w:rPr>
+                <w:bCs/>
+                <w:lang w:val="ru-BY"/>
+              </w:rPr>
+              <w:t>") + 1,</w:t>
+            </w:r>
+            <w:r>
+              <w:rPr>
+                <w:bCs/>
+                <w:lang w:val="ru-BY"/>
+              </w:rPr>
+              <w:br/>
+            </w:r>
+            <w:r>
+              <w:rPr>
+                <w:rFonts w:ascii="Cambria Math" w:hAnsi="Cambria Math" w:cs="Cambria Math"/>
+                <w:bCs/>
+                <w:lang w:val="ru-BY"/>
+              </w:rPr>
+              <w:t>⎩</w:t>
+            </w:r>
+            <w:r>
+              <w:rPr>
+                <w:bCs/>
+                <w:lang w:val="ru-BY"/>
+              </w:rPr>
+              <w:t>L("", "</w:t>
+            </w:r>
+            <w:r>
+              <w:rPr>
+                <w:rFonts w:cs="Times New Roman"/>
+                <w:bCs/>
+                <w:lang w:val="ru-BY"/>
+              </w:rPr>
+              <w:t>в</w:t>
+            </w:r>
+            <w:r>
+              <w:rPr>
+                <w:bCs/>
+                <w:lang w:val="ru-BY"/>
+              </w:rPr>
+              <w:t>") + 1.</w:t>
+            </w:r>
+          </w:p>
+        </w:tc>
+      </w:tr>
+      <w:tr>
+        <w:tc>
+          <w:tcPr>
+            <w:tcW w:w="0" w:type="auto"/>
+            <w:tcMar>
+              <w:top w:w="60" w:type="dxa"/>
+              <w:left w:w="90" w:type="dxa"/>
+              <w:bottom w:w="60" w:type="dxa"/>
+              <w:right w:w="90" w:type="dxa"/>
+            </w:tcMar>
+            <w:hideMark/>
+          </w:tcPr>
+          <w:p>
+            <w:pPr>
+              <w:spacing w:after="160" w:line="259" w:lineRule="auto"/>
+              <w:rPr>
+                <w:bCs/>
+                <w:lang w:val="ru-BY"/>
+              </w:rPr>
+            </w:pPr>
+            <w:r>
+              <w:rPr>
+                <w:bCs/>
+                <w:lang w:val="ru-BY"/>
+              </w:rPr>
+              <w:t>12.</w:t>
+            </w:r>
+          </w:p>
+        </w:tc>
+        <w:tc>
+          <w:tcPr>
+            <w:tcW w:w="0" w:type="auto"/>
+            <w:tcMar>
+              <w:top w:w="60" w:type="dxa"/>
+              <w:left w:w="90" w:type="dxa"/>
+              <w:bottom w:w="60" w:type="dxa"/>
+              <w:right w:w="90" w:type="dxa"/>
+            </w:tcMar>
+            <w:hideMark/>
+          </w:tcPr>
+          <w:p>
+            <w:pPr>
+              <w:spacing w:after="160" w:line="259" w:lineRule="auto"/>
+              <w:rPr>
+                <w:bCs/>
+                <w:lang w:val="ru-BY"/>
+              </w:rPr>
+            </w:pPr>
+            <w:r>
+              <w:rPr>
+                <w:bCs/>
+                <w:lang w:val="ru-BY"/>
+              </w:rPr>
+              <w:t xml:space="preserve">L("г", "в") = </w:t>
+            </w:r>
+            <w:proofErr w:type="spellStart"/>
+            <w:r>
+              <w:rPr>
+                <w:bCs/>
+                <w:lang w:val="ru-BY"/>
+              </w:rPr>
+              <w:t>min</w:t>
+            </w:r>
+            <w:proofErr w:type="spellEnd"/>
+          </w:p>
+          <w:p>
+            <w:pPr>
+              <w:spacing w:after="160" w:line="259" w:lineRule="auto"/>
+              <w:rPr>
+                <w:bCs/>
+                <w:lang w:val="ru-BY"/>
+              </w:rPr>
+            </w:pPr>
+            <w:r>
+              <w:rPr>
+                <w:rFonts w:ascii="Cambria Math" w:hAnsi="Cambria Math" w:cs="Cambria Math"/>
+                <w:bCs/>
+                <w:lang w:val="ru-BY"/>
+              </w:rPr>
+              <w:t>⎧</w:t>
+            </w:r>
+            <w:r>
+              <w:rPr>
+                <w:bCs/>
+                <w:lang w:val="ru-BY"/>
+              </w:rPr>
+              <w:t>L("", "</w:t>
+            </w:r>
+            <w:r>
+              <w:rPr>
+                <w:rFonts w:cs="Times New Roman"/>
+                <w:bCs/>
+                <w:lang w:val="ru-BY"/>
+              </w:rPr>
+              <w:t>в</w:t>
+            </w:r>
+            <w:r>
+              <w:rPr>
+                <w:bCs/>
+                <w:lang w:val="ru-BY"/>
+              </w:rPr>
+              <w:t>") + 1,</w:t>
+            </w:r>
+            <w:r>
+              <w:rPr>
+                <w:bCs/>
+                <w:lang w:val="ru-BY"/>
+              </w:rPr>
+              <w:br/>
+            </w:r>
+            <w:r>
+              <w:rPr>
+                <w:rFonts w:ascii="Cambria Math" w:hAnsi="Cambria Math" w:cs="Cambria Math"/>
+                <w:bCs/>
+                <w:lang w:val="ru-BY"/>
+              </w:rPr>
+              <w:t>⎪</w:t>
+            </w:r>
+            <w:r>
+              <w:rPr>
+                <w:bCs/>
+                <w:lang w:val="ru-BY"/>
+              </w:rPr>
+              <w:t>L("</w:t>
+            </w:r>
+            <w:r>
+              <w:rPr>
+                <w:rFonts w:cs="Times New Roman"/>
+                <w:bCs/>
+                <w:lang w:val="ru-BY"/>
+              </w:rPr>
+              <w:t>г</w:t>
+            </w:r>
+            <w:r>
+              <w:rPr>
+                <w:bCs/>
+                <w:lang w:val="ru-BY"/>
+              </w:rPr>
+              <w:t>", "") + 1,</w:t>
+            </w:r>
+            <w:r>
+              <w:rPr>
+                <w:bCs/>
+                <w:lang w:val="ru-BY"/>
+              </w:rPr>
+              <w:br/>
+            </w:r>
+            <w:r>
+              <w:rPr>
+                <w:rFonts w:ascii="Cambria Math" w:hAnsi="Cambria Math" w:cs="Cambria Math"/>
+                <w:bCs/>
+                <w:lang w:val="ru-BY"/>
+              </w:rPr>
+              <w:t>⎩</w:t>
+            </w:r>
+            <w:r>
+              <w:rPr>
+                <w:bCs/>
+                <w:lang w:val="ru-BY"/>
+              </w:rPr>
+              <w:t xml:space="preserve">L("", "") + 1 = </w:t>
+            </w:r>
+            <w:proofErr w:type="spellStart"/>
+            <w:r>
+              <w:rPr>
+                <w:bCs/>
+                <w:lang w:val="ru-BY"/>
+              </w:rPr>
+              <w:t>min</w:t>
+            </w:r>
+            <w:proofErr w:type="spellEnd"/>
+            <w:r>
+              <w:rPr>
+                <w:bCs/>
+                <w:lang w:val="ru-BY"/>
+              </w:rPr>
+              <w:t>(2, 2, 1) = 1.</w:t>
+            </w:r>
+          </w:p>
+        </w:tc>
+      </w:tr>
+    </w:tbl>
     <w:p>
       <w:pPr>
+        <w:spacing w:after="160" w:line="259" w:lineRule="auto"/>
+        <w:rPr>
+          <w:bCs/>
+          <w:lang w:val="ru-BY"/>
+        </w:rPr>
+      </w:pPr>
+      <w:r>
+        <w:rPr>
+          <w:bCs/>
+          <w:lang w:val="ru-BY"/>
+        </w:rPr>
+        <w:t>Базовые значения: L("", "") = 0, L("", "в") = 1, L("", "во") = 2, L("", "вор") = 3, L("г", "") = 1, L("го", "") = 2, L("гор", "") = 3, L("гора", "") = 4.</w:t>
+      </w:r>
+    </w:p>
+    <w:p>
+      <w:pPr>
+        <w:spacing w:after="160" w:line="259" w:lineRule="auto"/>
+        <w:rPr>
+          <w:bCs/>
+          <w:lang w:val="ru-BY"/>
+        </w:rPr>
+      </w:pPr>
+      <w:r>
+        <w:rPr>
+          <w:bCs/>
+          <w:lang w:val="ru-BY"/>
+        </w:rPr>
+        <w:t>Итог: L("гора", "вор") = 2.</w:t>
+      </w:r>
+    </w:p>
+    <w:p>
+      <w:pPr>
+        <w:spacing w:after="160" w:line="259" w:lineRule="auto"/>
+        <w:rPr>
+          <w:b/>
+          <w:lang w:val="ru-RU"/>
+        </w:rPr>
+      </w:pPr>
+      <w:r>
+        <w:rPr>
+          <w:b/>
+          <w:lang w:val="ru-RU"/>
+        </w:rPr>
+        <w:br/>
+      </w:r>
+    </w:p>
+    <w:p>
+      <w:pPr>
+        <w:spacing w:after="160" w:line="259" w:lineRule="auto"/>
         <w:rPr>
           <w:b/>
           <w:lang w:val="ru-RU"/>
@@ -4707,14 +7231,28 @@
     <w:p/>
     <w:p>
       <w:pPr>
-        <w:spacing w:line="288" w:lineRule="auto"/>
-        <w:jc w:val="both"/>
+        <w:spacing w:after="160" w:line="259" w:lineRule="auto"/>
+        <w:rPr>
+          <w:b/>
+        </w:rPr>
+      </w:pPr>
+      <w:r>
+        <w:rPr>
+          <w:b/>
+        </w:rPr>
+        <w:br w:type="page"/>
+      </w:r>
+    </w:p>
+    <w:p>
+      <w:pPr>
+        <w:spacing w:after="160" w:line="259" w:lineRule="auto"/>
       </w:pPr>
       <w:proofErr w:type="spellStart"/>
       <w:r>
         <w:rPr>
           <w:b/>
         </w:rPr>
+        <w:lastRenderedPageBreak/>
         <w:t>Матрица</w:t>
       </w:r>
       <w:proofErr w:type="spellEnd"/>
@@ -5648,7 +8186,6 @@
                 <w:sz w:val="32"/>
                 <w:szCs w:val="40"/>
               </w:rPr>
-              <w:lastRenderedPageBreak/>
               <w:t>C</w:t>
             </w:r>
           </w:p>
@@ -6463,7 +9000,7 @@
         </w:trPr>
         <w:tc>
           <w:tcPr>
-            <w:tcW w:w="1131" w:type="dxa"/>
+            <w:tcW w:w="1090" w:type="dxa"/>
             <w:shd w:val="clear" w:color="auto" w:fill="BDD6EE" w:themeFill="accent1" w:themeFillTint="66"/>
             <w:vAlign w:val="center"/>
           </w:tcPr>
@@ -6485,7 +9022,7 @@
         </w:tc>
         <w:tc>
           <w:tcPr>
-            <w:tcW w:w="1131" w:type="dxa"/>
+            <w:tcW w:w="1089" w:type="dxa"/>
             <w:shd w:val="clear" w:color="auto" w:fill="BDD6EE" w:themeFill="accent1" w:themeFillTint="66"/>
             <w:vAlign w:val="center"/>
           </w:tcPr>
@@ -6507,7 +9044,7 @@
         </w:tc>
         <w:tc>
           <w:tcPr>
-            <w:tcW w:w="2266" w:type="dxa"/>
+            <w:tcW w:w="2243" w:type="dxa"/>
             <w:shd w:val="clear" w:color="auto" w:fill="BDD6EE" w:themeFill="accent1" w:themeFillTint="66"/>
             <w:vAlign w:val="center"/>
           </w:tcPr>
@@ -6547,7 +9084,7 @@
         </w:tc>
         <w:tc>
           <w:tcPr>
-            <w:tcW w:w="2264" w:type="dxa"/>
+            <w:tcW w:w="2208" w:type="dxa"/>
             <w:shd w:val="clear" w:color="auto" w:fill="BDD6EE" w:themeFill="accent1" w:themeFillTint="66"/>
             <w:vAlign w:val="center"/>
           </w:tcPr>
@@ -6603,7 +9140,7 @@
         </w:tc>
         <w:tc>
           <w:tcPr>
-            <w:tcW w:w="1700" w:type="dxa"/>
+            <w:tcW w:w="1684" w:type="dxa"/>
             <w:shd w:val="clear" w:color="auto" w:fill="BDD6EE" w:themeFill="accent1" w:themeFillTint="66"/>
             <w:vAlign w:val="center"/>
           </w:tcPr>
@@ -6634,7 +9171,7 @@
         </w:tc>
         <w:tc>
           <w:tcPr>
-            <w:tcW w:w="1697" w:type="dxa"/>
+            <w:tcW w:w="1649" w:type="dxa"/>
             <w:shd w:val="clear" w:color="auto" w:fill="BDD6EE" w:themeFill="accent1" w:themeFillTint="66"/>
             <w:vAlign w:val="center"/>
           </w:tcPr>
@@ -6679,7 +9216,7 @@
         </w:trPr>
         <w:tc>
           <w:tcPr>
-            <w:tcW w:w="1131" w:type="dxa"/>
+            <w:tcW w:w="1090" w:type="dxa"/>
             <w:shd w:val="clear" w:color="auto" w:fill="BDD6EE" w:themeFill="accent1" w:themeFillTint="66"/>
             <w:vAlign w:val="center"/>
           </w:tcPr>
@@ -6700,7 +9237,7 @@
         </w:tc>
         <w:tc>
           <w:tcPr>
-            <w:tcW w:w="1131" w:type="dxa"/>
+            <w:tcW w:w="1089" w:type="dxa"/>
             <w:vAlign w:val="center"/>
           </w:tcPr>
           <w:p>
@@ -6720,7 +9257,7 @@
         </w:tc>
         <w:tc>
           <w:tcPr>
-            <w:tcW w:w="2266" w:type="dxa"/>
+            <w:tcW w:w="2243" w:type="dxa"/>
             <w:vAlign w:val="center"/>
           </w:tcPr>
           <w:p>
@@ -6740,8 +9277,8 @@
         </w:tc>
         <w:tc>
           <w:tcPr>
-            <w:tcW w:w="2264" w:type="dxa"/>
-            <w:vAlign w:val="center"/>
+            <w:tcW w:w="2208" w:type="dxa"/>
+            <w:vAlign w:val="bottom"/>
           </w:tcPr>
           <w:p>
             <w:pPr>
@@ -6752,15 +9289,17 @@
             </w:pPr>
             <w:r>
               <w:rPr>
+                <w:rFonts w:ascii="Calibri" w:hAnsi="Calibri" w:cs="Calibri"/>
+                <w:color w:val="000000"/>
                 <w:szCs w:val="32"/>
               </w:rPr>
-              <w:t>0.0025</w:t>
-            </w:r>
-          </w:p>
-        </w:tc>
-        <w:tc>
-          <w:tcPr>
-            <w:tcW w:w="1700" w:type="dxa"/>
+              <w:t>0,005</w:t>
+            </w:r>
+          </w:p>
+        </w:tc>
+        <w:tc>
+          <w:tcPr>
+            <w:tcW w:w="1684" w:type="dxa"/>
             <w:vAlign w:val="center"/>
           </w:tcPr>
           <w:p>
@@ -6780,8 +9319,8 @@
         </w:tc>
         <w:tc>
           <w:tcPr>
-            <w:tcW w:w="1697" w:type="dxa"/>
-            <w:vAlign w:val="center"/>
+            <w:tcW w:w="1649" w:type="dxa"/>
+            <w:vAlign w:val="bottom"/>
           </w:tcPr>
           <w:p>
             <w:pPr>
@@ -6792,9 +9331,11 @@
             </w:pPr>
             <w:r>
               <w:rPr>
+                <w:rFonts w:ascii="Calibri" w:hAnsi="Calibri" w:cs="Calibri"/>
+                <w:color w:val="000000"/>
                 <w:szCs w:val="32"/>
               </w:rPr>
-              <w:t>0.0021</w:t>
+              <w:t>0,0196</w:t>
             </w:r>
           </w:p>
         </w:tc>
@@ -6805,7 +9346,7 @@
         </w:trPr>
         <w:tc>
           <w:tcPr>
-            <w:tcW w:w="1131" w:type="dxa"/>
+            <w:tcW w:w="1090" w:type="dxa"/>
             <w:shd w:val="clear" w:color="auto" w:fill="BDD6EE" w:themeFill="accent1" w:themeFillTint="66"/>
             <w:vAlign w:val="center"/>
           </w:tcPr>
@@ -6826,7 +9367,7 @@
         </w:tc>
         <w:tc>
           <w:tcPr>
-            <w:tcW w:w="1131" w:type="dxa"/>
+            <w:tcW w:w="1089" w:type="dxa"/>
             <w:vAlign w:val="center"/>
           </w:tcPr>
           <w:p>
@@ -6846,7 +9387,7 @@
         </w:tc>
         <w:tc>
           <w:tcPr>
-            <w:tcW w:w="2266" w:type="dxa"/>
+            <w:tcW w:w="2243" w:type="dxa"/>
             <w:vAlign w:val="center"/>
           </w:tcPr>
           <w:p>
@@ -6866,8 +9407,8 @@
         </w:tc>
         <w:tc>
           <w:tcPr>
-            <w:tcW w:w="2264" w:type="dxa"/>
-            <w:vAlign w:val="center"/>
+            <w:tcW w:w="2208" w:type="dxa"/>
+            <w:vAlign w:val="bottom"/>
           </w:tcPr>
           <w:p>
             <w:pPr>
@@ -6878,15 +9419,17 @@
             </w:pPr>
             <w:r>
               <w:rPr>
+                <w:rFonts w:ascii="Calibri" w:hAnsi="Calibri" w:cs="Calibri"/>
+                <w:color w:val="000000"/>
                 <w:szCs w:val="32"/>
               </w:rPr>
-              <w:t>0.0050</w:t>
-            </w:r>
-          </w:p>
-        </w:tc>
-        <w:tc>
-          <w:tcPr>
-            <w:tcW w:w="1700" w:type="dxa"/>
+              <w:t>0,008</w:t>
+            </w:r>
+          </w:p>
+        </w:tc>
+        <w:tc>
+          <w:tcPr>
+            <w:tcW w:w="1684" w:type="dxa"/>
             <w:vAlign w:val="center"/>
           </w:tcPr>
           <w:p>
@@ -6906,8 +9449,8 @@
         </w:tc>
         <w:tc>
           <w:tcPr>
-            <w:tcW w:w="1697" w:type="dxa"/>
-            <w:vAlign w:val="center"/>
+            <w:tcW w:w="1649" w:type="dxa"/>
+            <w:vAlign w:val="bottom"/>
           </w:tcPr>
           <w:p>
             <w:pPr>
@@ -6918,9 +9461,11 @@
             </w:pPr>
             <w:r>
               <w:rPr>
+                <w:rFonts w:ascii="Calibri" w:hAnsi="Calibri" w:cs="Calibri"/>
+                <w:color w:val="000000"/>
                 <w:szCs w:val="32"/>
               </w:rPr>
-              <w:t>0.0030</w:t>
+              <w:t>0,0149</w:t>
             </w:r>
           </w:p>
         </w:tc>
@@ -6931,7 +9476,7 @@
         </w:trPr>
         <w:tc>
           <w:tcPr>
-            <w:tcW w:w="1131" w:type="dxa"/>
+            <w:tcW w:w="1090" w:type="dxa"/>
             <w:shd w:val="clear" w:color="auto" w:fill="BDD6EE" w:themeFill="accent1" w:themeFillTint="66"/>
             <w:vAlign w:val="center"/>
           </w:tcPr>
@@ -6952,7 +9497,7 @@
         </w:tc>
         <w:tc>
           <w:tcPr>
-            <w:tcW w:w="1131" w:type="dxa"/>
+            <w:tcW w:w="1089" w:type="dxa"/>
             <w:vAlign w:val="center"/>
           </w:tcPr>
           <w:p>
@@ -6972,7 +9517,7 @@
         </w:tc>
         <w:tc>
           <w:tcPr>
-            <w:tcW w:w="2266" w:type="dxa"/>
+            <w:tcW w:w="2243" w:type="dxa"/>
             <w:vAlign w:val="center"/>
           </w:tcPr>
           <w:p>
@@ -6992,8 +9537,8 @@
         </w:tc>
         <w:tc>
           <w:tcPr>
-            <w:tcW w:w="2264" w:type="dxa"/>
-            <w:vAlign w:val="center"/>
+            <w:tcW w:w="2208" w:type="dxa"/>
+            <w:vAlign w:val="bottom"/>
           </w:tcPr>
           <w:p>
             <w:pPr>
@@ -7004,15 +9549,17 @@
             </w:pPr>
             <w:r>
               <w:rPr>
+                <w:rFonts w:ascii="Calibri" w:hAnsi="Calibri" w:cs="Calibri"/>
+                <w:color w:val="000000"/>
                 <w:szCs w:val="32"/>
               </w:rPr>
-              <w:t>0.0071</w:t>
-            </w:r>
-          </w:p>
-        </w:tc>
-        <w:tc>
-          <w:tcPr>
-            <w:tcW w:w="1700" w:type="dxa"/>
+              <w:t>0,008</w:t>
+            </w:r>
+          </w:p>
+        </w:tc>
+        <w:tc>
+          <w:tcPr>
+            <w:tcW w:w="1684" w:type="dxa"/>
             <w:vAlign w:val="center"/>
           </w:tcPr>
           <w:p>
@@ -7032,8 +9579,8 @@
         </w:tc>
         <w:tc>
           <w:tcPr>
-            <w:tcW w:w="1697" w:type="dxa"/>
-            <w:vAlign w:val="center"/>
+            <w:tcW w:w="1649" w:type="dxa"/>
+            <w:vAlign w:val="bottom"/>
           </w:tcPr>
           <w:p>
             <w:pPr>
@@ -7044,9 +9591,11 @@
             </w:pPr>
             <w:r>
               <w:rPr>
+                <w:rFonts w:ascii="Calibri" w:hAnsi="Calibri" w:cs="Calibri"/>
+                <w:color w:val="000000"/>
                 <w:szCs w:val="32"/>
               </w:rPr>
-              <w:t>0.0041</w:t>
+              <w:t>0,0146</w:t>
             </w:r>
           </w:p>
         </w:tc>
@@ -7057,7 +9606,7 @@
         </w:trPr>
         <w:tc>
           <w:tcPr>
-            <w:tcW w:w="1131" w:type="dxa"/>
+            <w:tcW w:w="1090" w:type="dxa"/>
             <w:shd w:val="clear" w:color="auto" w:fill="BDD6EE" w:themeFill="accent1" w:themeFillTint="66"/>
             <w:vAlign w:val="center"/>
           </w:tcPr>
@@ -7078,7 +9627,7 @@
         </w:tc>
         <w:tc>
           <w:tcPr>
-            <w:tcW w:w="1131" w:type="dxa"/>
+            <w:tcW w:w="1089" w:type="dxa"/>
             <w:vAlign w:val="center"/>
           </w:tcPr>
           <w:p>
@@ -7098,7 +9647,7 @@
         </w:tc>
         <w:tc>
           <w:tcPr>
-            <w:tcW w:w="2266" w:type="dxa"/>
+            <w:tcW w:w="2243" w:type="dxa"/>
             <w:vAlign w:val="center"/>
           </w:tcPr>
           <w:p>
@@ -7118,8 +9667,8 @@
         </w:tc>
         <w:tc>
           <w:tcPr>
-            <w:tcW w:w="2264" w:type="dxa"/>
-            <w:vAlign w:val="center"/>
+            <w:tcW w:w="2208" w:type="dxa"/>
+            <w:vAlign w:val="bottom"/>
           </w:tcPr>
           <w:p>
             <w:pPr>
@@ -7130,15 +9679,17 @@
             </w:pPr>
             <w:r>
               <w:rPr>
+                <w:rFonts w:ascii="Calibri" w:hAnsi="Calibri" w:cs="Calibri"/>
+                <w:color w:val="000000"/>
                 <w:szCs w:val="32"/>
               </w:rPr>
-              <w:t>0.0138</w:t>
-            </w:r>
-          </w:p>
-        </w:tc>
-        <w:tc>
-          <w:tcPr>
-            <w:tcW w:w="1700" w:type="dxa"/>
+              <w:t>0,0024</w:t>
+            </w:r>
+          </w:p>
+        </w:tc>
+        <w:tc>
+          <w:tcPr>
+            <w:tcW w:w="1684" w:type="dxa"/>
             <w:vAlign w:val="center"/>
           </w:tcPr>
           <w:p>
@@ -7158,8 +9709,8 @@
         </w:tc>
         <w:tc>
           <w:tcPr>
-            <w:tcW w:w="1697" w:type="dxa"/>
-            <w:vAlign w:val="center"/>
+            <w:tcW w:w="1649" w:type="dxa"/>
+            <w:vAlign w:val="bottom"/>
           </w:tcPr>
           <w:p>
             <w:pPr>
@@ -7170,9 +9721,11 @@
             </w:pPr>
             <w:r>
               <w:rPr>
+                <w:rFonts w:ascii="Calibri" w:hAnsi="Calibri" w:cs="Calibri"/>
+                <w:color w:val="000000"/>
                 <w:szCs w:val="32"/>
               </w:rPr>
-              <w:t>0.0055</w:t>
+              <w:t>0,0194</w:t>
             </w:r>
           </w:p>
         </w:tc>
@@ -7183,7 +9736,7 @@
         </w:trPr>
         <w:tc>
           <w:tcPr>
-            <w:tcW w:w="1131" w:type="dxa"/>
+            <w:tcW w:w="1090" w:type="dxa"/>
             <w:shd w:val="clear" w:color="auto" w:fill="BDD6EE" w:themeFill="accent1" w:themeFillTint="66"/>
             <w:vAlign w:val="center"/>
           </w:tcPr>
@@ -7204,7 +9757,7 @@
         </w:tc>
         <w:tc>
           <w:tcPr>
-            <w:tcW w:w="1131" w:type="dxa"/>
+            <w:tcW w:w="1089" w:type="dxa"/>
             <w:vAlign w:val="center"/>
           </w:tcPr>
           <w:p>
@@ -7224,7 +9777,7 @@
         </w:tc>
         <w:tc>
           <w:tcPr>
-            <w:tcW w:w="2266" w:type="dxa"/>
+            <w:tcW w:w="2243" w:type="dxa"/>
             <w:vAlign w:val="center"/>
           </w:tcPr>
           <w:p>
@@ -7244,8 +9797,8 @@
         </w:tc>
         <w:tc>
           <w:tcPr>
-            <w:tcW w:w="2264" w:type="dxa"/>
-            <w:vAlign w:val="center"/>
+            <w:tcW w:w="2208" w:type="dxa"/>
+            <w:vAlign w:val="bottom"/>
           </w:tcPr>
           <w:p>
             <w:pPr>
@@ -7256,15 +9809,17 @@
             </w:pPr>
             <w:r>
               <w:rPr>
+                <w:rFonts w:ascii="Calibri" w:hAnsi="Calibri" w:cs="Calibri"/>
+                <w:color w:val="000000"/>
                 <w:szCs w:val="32"/>
               </w:rPr>
-              <w:t>0.0116</w:t>
-            </w:r>
-          </w:p>
-        </w:tc>
-        <w:tc>
-          <w:tcPr>
-            <w:tcW w:w="1700" w:type="dxa"/>
+              <w:t>0,0025</w:t>
+            </w:r>
+          </w:p>
+        </w:tc>
+        <w:tc>
+          <w:tcPr>
+            <w:tcW w:w="1684" w:type="dxa"/>
             <w:vAlign w:val="center"/>
           </w:tcPr>
           <w:p>
@@ -7284,8 +9839,8 @@
         </w:tc>
         <w:tc>
           <w:tcPr>
-            <w:tcW w:w="1697" w:type="dxa"/>
-            <w:vAlign w:val="center"/>
+            <w:tcW w:w="1649" w:type="dxa"/>
+            <w:vAlign w:val="bottom"/>
           </w:tcPr>
           <w:p>
             <w:pPr>
@@ -7296,9 +9851,11 @@
             </w:pPr>
             <w:r>
               <w:rPr>
+                <w:rFonts w:ascii="Calibri" w:hAnsi="Calibri" w:cs="Calibri"/>
+                <w:color w:val="000000"/>
                 <w:szCs w:val="32"/>
               </w:rPr>
-              <w:t>0.0073</w:t>
+              <w:t>0,0224</w:t>
             </w:r>
           </w:p>
         </w:tc>
@@ -7309,7 +9866,7 @@
         </w:trPr>
         <w:tc>
           <w:tcPr>
-            <w:tcW w:w="1131" w:type="dxa"/>
+            <w:tcW w:w="1090" w:type="dxa"/>
             <w:shd w:val="clear" w:color="auto" w:fill="BDD6EE" w:themeFill="accent1" w:themeFillTint="66"/>
             <w:vAlign w:val="center"/>
           </w:tcPr>
@@ -7330,7 +9887,7 @@
         </w:tc>
         <w:tc>
           <w:tcPr>
-            <w:tcW w:w="1131" w:type="dxa"/>
+            <w:tcW w:w="1089" w:type="dxa"/>
             <w:vAlign w:val="center"/>
           </w:tcPr>
           <w:p>
@@ -7350,7 +9907,7 @@
         </w:tc>
         <w:tc>
           <w:tcPr>
-            <w:tcW w:w="2266" w:type="dxa"/>
+            <w:tcW w:w="2243" w:type="dxa"/>
             <w:vAlign w:val="center"/>
           </w:tcPr>
           <w:p>
@@ -7370,8 +9927,8 @@
         </w:tc>
         <w:tc>
           <w:tcPr>
-            <w:tcW w:w="2264" w:type="dxa"/>
-            <w:vAlign w:val="center"/>
+            <w:tcW w:w="2208" w:type="dxa"/>
+            <w:vAlign w:val="bottom"/>
           </w:tcPr>
           <w:p>
             <w:pPr>
@@ -7382,15 +9939,17 @@
             </w:pPr>
             <w:r>
               <w:rPr>
+                <w:rFonts w:ascii="Calibri" w:hAnsi="Calibri" w:cs="Calibri"/>
+                <w:color w:val="000000"/>
                 <w:szCs w:val="32"/>
               </w:rPr>
-              <w:t>0.0264</w:t>
-            </w:r>
-          </w:p>
-        </w:tc>
-        <w:tc>
-          <w:tcPr>
-            <w:tcW w:w="1700" w:type="dxa"/>
+              <w:t>0,0171</w:t>
+            </w:r>
+          </w:p>
+        </w:tc>
+        <w:tc>
+          <w:tcPr>
+            <w:tcW w:w="1684" w:type="dxa"/>
             <w:vAlign w:val="center"/>
           </w:tcPr>
           <w:p>
@@ -7410,8 +9969,8 @@
         </w:tc>
         <w:tc>
           <w:tcPr>
-            <w:tcW w:w="1697" w:type="dxa"/>
-            <w:vAlign w:val="center"/>
+            <w:tcW w:w="1649" w:type="dxa"/>
+            <w:vAlign w:val="bottom"/>
           </w:tcPr>
           <w:p>
             <w:pPr>
@@ -7422,135 +9981,11 @@
             </w:pPr>
             <w:r>
               <w:rPr>
+                <w:rFonts w:ascii="Calibri" w:hAnsi="Calibri" w:cs="Calibri"/>
+                <w:color w:val="000000"/>
                 <w:szCs w:val="32"/>
               </w:rPr>
-              <w:t>0.0091</w:t>
-            </w:r>
-          </w:p>
-        </w:tc>
-      </w:tr>
-      <w:tr>
-        <w:trPr>
-          <w:jc w:val="center"/>
-        </w:trPr>
-        <w:tc>
-          <w:tcPr>
-            <w:tcW w:w="1131" w:type="dxa"/>
-            <w:shd w:val="clear" w:color="auto" w:fill="BDD6EE" w:themeFill="accent1" w:themeFillTint="66"/>
-            <w:vAlign w:val="center"/>
-          </w:tcPr>
-          <w:p>
-            <w:pPr>
-              <w:jc w:val="center"/>
-              <w:rPr>
-                <w:szCs w:val="32"/>
-              </w:rPr>
-            </w:pPr>
-            <w:r>
-              <w:rPr>
-                <w:szCs w:val="32"/>
-              </w:rPr>
-              <w:t>7</w:t>
-            </w:r>
-          </w:p>
-        </w:tc>
-        <w:tc>
-          <w:tcPr>
-            <w:tcW w:w="1131" w:type="dxa"/>
-            <w:vAlign w:val="center"/>
-          </w:tcPr>
-          <w:p>
-            <w:pPr>
-              <w:jc w:val="center"/>
-              <w:rPr>
-                <w:szCs w:val="32"/>
-              </w:rPr>
-            </w:pPr>
-            <w:r>
-              <w:rPr>
-                <w:szCs w:val="32"/>
-              </w:rPr>
-              <w:t>6</w:t>
-            </w:r>
-          </w:p>
-        </w:tc>
-        <w:tc>
-          <w:tcPr>
-            <w:tcW w:w="2266" w:type="dxa"/>
-            <w:vAlign w:val="center"/>
-          </w:tcPr>
-          <w:p>
-            <w:pPr>
-              <w:jc w:val="center"/>
-              <w:rPr>
-                <w:szCs w:val="32"/>
-              </w:rPr>
-            </w:pPr>
-            <w:r>
-              <w:rPr>
-                <w:szCs w:val="32"/>
-              </w:rPr>
-              <w:t>3</w:t>
-            </w:r>
-          </w:p>
-        </w:tc>
-        <w:tc>
-          <w:tcPr>
-            <w:tcW w:w="2264" w:type="dxa"/>
-            <w:vAlign w:val="center"/>
-          </w:tcPr>
-          <w:p>
-            <w:pPr>
-              <w:jc w:val="center"/>
-              <w:rPr>
-                <w:szCs w:val="32"/>
-              </w:rPr>
-            </w:pPr>
-            <w:r>
-              <w:rPr>
-                <w:szCs w:val="32"/>
-              </w:rPr>
-              <w:t>0.0172</w:t>
-            </w:r>
-          </w:p>
-        </w:tc>
-        <w:tc>
-          <w:tcPr>
-            <w:tcW w:w="1700" w:type="dxa"/>
-            <w:vAlign w:val="center"/>
-          </w:tcPr>
-          <w:p>
-            <w:pPr>
-              <w:jc w:val="center"/>
-              <w:rPr>
-                <w:szCs w:val="32"/>
-              </w:rPr>
-            </w:pPr>
-            <w:r>
-              <w:rPr>
-                <w:szCs w:val="32"/>
-              </w:rPr>
-              <w:t>3</w:t>
-            </w:r>
-          </w:p>
-        </w:tc>
-        <w:tc>
-          <w:tcPr>
-            <w:tcW w:w="1697" w:type="dxa"/>
-            <w:vAlign w:val="center"/>
-          </w:tcPr>
-          <w:p>
-            <w:pPr>
-              <w:jc w:val="center"/>
-              <w:rPr>
-                <w:szCs w:val="32"/>
-              </w:rPr>
-            </w:pPr>
-            <w:r>
-              <w:rPr>
-                <w:szCs w:val="32"/>
-              </w:rPr>
-              <w:t>0.0105</w:t>
+              <w:t>0,035</w:t>
             </w:r>
           </w:p>
         </w:tc>
@@ -7620,13 +10055,7 @@
         <w:br/>
       </w:r>
       <w:r>
-        <w:lastRenderedPageBreak/>
         <w:br/>
-      </w:r>
-    </w:p>
-    <w:p>
-      <w:r>
-        <w:br w:type="page"/>
       </w:r>
     </w:p>
     <w:p>
@@ -8095,7 +10524,7 @@
 </file>
 
 <file path=word/styles.xml><?xml version="1.0" encoding="utf-8"?>
-<w:styles xmlns:mc="http://schemas.openxmlformats.org/markup-compatibility/2006" xmlns:r="http://schemas.openxmlformats.org/officeDocument/2006/relationships" xmlns:w="http://schemas.openxmlformats.org/wordprocessingml/2006/main" xmlns:w14="http://schemas.microsoft.com/office/word/2010/wordml" xmlns:w15="http://schemas.microsoft.com/office/word/2012/wordml" xmlns:w16cex="http://schemas.microsoft.com/office/word/2018/wordml/cex" xmlns:w16cid="http://schemas.microsoft.com/office/word/2016/wordml/cid" xmlns:w16="http://schemas.microsoft.com/office/word/2018/wordml" xmlns:w16du="http://schemas.microsoft.com/office/word/2023/wordml/word16du" xmlns:w16sdtdh="http://schemas.microsoft.com/office/word/2020/wordml/sdtdatahash" xmlns:w16sdtfl="http://schemas.microsoft.com/office/word/2024/wordml/sdtformatlock" xmlns:w16se="http://schemas.microsoft.com/office/word/2015/wordml/symex" mc:Ignorable="w14 w15 w16se w16cid w16 w16cex w16sdtdh w16sdtfl w16du">
+<w:styles xmlns:mc="http://schemas.openxmlformats.org/markup-compatibility/2006" xmlns:r="http://schemas.openxmlformats.org/officeDocument/2006/relationships" xmlns:w="http://schemas.openxmlformats.org/wordprocessingml/2006/main" xmlns:w14="http://schemas.microsoft.com/office/word/2010/wordml" xmlns:w15="http://schemas.microsoft.com/office/word/2012/wordml" xmlns:w16cex="http://schemas.microsoft.com/office/word/2018/wordml/cex" xmlns:w16cid="http://schemas.microsoft.com/office/word/2016/wordml/cid" xmlns:w16="http://schemas.microsoft.com/office/word/2018/wordml" xmlns:w16sdtdh="http://schemas.microsoft.com/office/word/2020/wordml/sdtdatahash" xmlns:w16se="http://schemas.microsoft.com/office/word/2015/wordml/symex" mc:Ignorable="w14 w15 w16se w16cid w16 w16cex w16sdtdh">
   <w:docDefaults>
     <w:rPrDefault>
       <w:rPr>
@@ -8712,7 +11141,6 @@
   <w:style w:type="character" w:default="1" w:styleId="a0">
     <w:name w:val="Default Paragraph Font"/>
     <w:uiPriority w:val="1"/>
-    <w:semiHidden/>
     <w:unhideWhenUsed/>
   </w:style>
   <w:style w:type="table" w:default="1" w:styleId="a1">
